--- a/CST simulation/Wilkinson power divider 5 stage.docx
+++ b/CST simulation/Wilkinson power divider 5 stage.docx
@@ -1,6 +1,6 @@
 
 <file path=word/document.xml><?xml version="1.0" encoding="utf-8"?>
-<w:document xmlns:wpc="http://schemas.microsoft.com/office/word/2010/wordprocessingCanvas" xmlns:cx="http://schemas.microsoft.com/office/drawing/2014/chartex" xmlns:cx1="http://schemas.microsoft.com/office/drawing/2015/9/8/chartex" xmlns:cx2="http://schemas.microsoft.com/office/drawing/2015/10/21/chartex" xmlns:cx3="http://schemas.microsoft.com/office/drawing/2016/5/9/chartex" xmlns:cx4="http://schemas.microsoft.com/office/drawing/2016/5/10/chartex" xmlns:cx5="http://schemas.microsoft.com/office/drawing/2016/5/11/chartex" xmlns:cx6="http://schemas.microsoft.com/office/drawing/2016/5/12/chartex" xmlns:cx7="http://schemas.microsoft.com/office/drawing/2016/5/13/chartex" xmlns:cx8="http://schemas.microsoft.com/office/drawing/2016/5/14/chartex" xmlns:mc="http://schemas.openxmlformats.org/markup-compatibility/2006" xmlns:aink="http://schemas.microsoft.com/office/drawing/2016/ink" xmlns:am3d="http://schemas.microsoft.com/office/drawing/2017/model3d" xmlns:o="urn:schemas-microsoft-com:office:office" xmlns:r="http://schemas.openxmlformats.org/officeDocument/2006/relationships" xmlns:m="http://schemas.openxmlformats.org/officeDocument/2006/math" xmlns:v="urn:schemas-microsoft-com:vml" xmlns:wp14="http://schemas.microsoft.com/office/word/2010/wordprocessingDrawing" xmlns:wp="http://schemas.openxmlformats.org/drawingml/2006/wordprocessingDrawing" xmlns:w10="urn:schemas-microsoft-com:office:word" xmlns:w="http://schemas.openxmlformats.org/wordprocessingml/2006/main" xmlns:w14="http://schemas.microsoft.com/office/word/2010/wordml" xmlns:w15="http://schemas.microsoft.com/office/word/2012/wordml" xmlns:w16cid="http://schemas.microsoft.com/office/word/2016/wordml/cid" xmlns:w16se="http://schemas.microsoft.com/office/word/2015/wordml/symex" xmlns:wpg="http://schemas.microsoft.com/office/word/2010/wordprocessingGroup" xmlns:wpi="http://schemas.microsoft.com/office/word/2010/wordprocessingInk" xmlns:wne="http://schemas.microsoft.com/office/word/2006/wordml" xmlns:wps="http://schemas.microsoft.com/office/word/2010/wordprocessingShape" mc:Ignorable="w14 w15 w16se w16cid wp14">
+<w:document xmlns:wpc="http://schemas.microsoft.com/office/word/2010/wordprocessingCanvas" xmlns:cx="http://schemas.microsoft.com/office/drawing/2014/chartex" xmlns:cx1="http://schemas.microsoft.com/office/drawing/2015/9/8/chartex" xmlns:cx2="http://schemas.microsoft.com/office/drawing/2015/10/21/chartex" xmlns:cx3="http://schemas.microsoft.com/office/drawing/2016/5/9/chartex" xmlns:cx4="http://schemas.microsoft.com/office/drawing/2016/5/10/chartex" xmlns:cx5="http://schemas.microsoft.com/office/drawing/2016/5/11/chartex" xmlns:cx6="http://schemas.microsoft.com/office/drawing/2016/5/12/chartex" xmlns:cx7="http://schemas.microsoft.com/office/drawing/2016/5/13/chartex" xmlns:cx8="http://schemas.microsoft.com/office/drawing/2016/5/14/chartex" xmlns:mc="http://schemas.openxmlformats.org/markup-compatibility/2006" xmlns:aink="http://schemas.microsoft.com/office/drawing/2016/ink" xmlns:am3d="http://schemas.microsoft.com/office/drawing/2017/model3d" xmlns:o="urn:schemas-microsoft-com:office:office" xmlns:oel="http://schemas.microsoft.com/office/2019/extlst" xmlns:r="http://schemas.openxmlformats.org/officeDocument/2006/relationships" xmlns:m="http://schemas.openxmlformats.org/officeDocument/2006/math" xmlns:v="urn:schemas-microsoft-com:vml" xmlns:wp14="http://schemas.microsoft.com/office/word/2010/wordprocessingDrawing" xmlns:wp="http://schemas.openxmlformats.org/drawingml/2006/wordprocessingDrawing" xmlns:w10="urn:schemas-microsoft-com:office:word" xmlns:w="http://schemas.openxmlformats.org/wordprocessingml/2006/main" xmlns:w14="http://schemas.microsoft.com/office/word/2010/wordml" xmlns:w15="http://schemas.microsoft.com/office/word/2012/wordml" xmlns:w16cex="http://schemas.microsoft.com/office/word/2018/wordml/cex" xmlns:w16cid="http://schemas.microsoft.com/office/word/2016/wordml/cid" xmlns:w16="http://schemas.microsoft.com/office/word/2018/wordml" xmlns:w16du="http://schemas.microsoft.com/office/word/2023/wordml/word16du" xmlns:w16sdtdh="http://schemas.microsoft.com/office/word/2020/wordml/sdtdatahash" xmlns:w16sdtfl="http://schemas.microsoft.com/office/word/2024/wordml/sdtformatlock" xmlns:w16se="http://schemas.microsoft.com/office/word/2015/wordml/symex" xmlns:wpg="http://schemas.microsoft.com/office/word/2010/wordprocessingGroup" xmlns:wpi="http://schemas.microsoft.com/office/word/2010/wordprocessingInk" xmlns:wne="http://schemas.microsoft.com/office/word/2006/wordml" xmlns:wps="http://schemas.microsoft.com/office/word/2010/wordprocessingShape" mc:Ignorable="w14 w15 w16se w16cid w16 w16cex w16sdtdh w16sdtfl w16du wp14">
   <w:body>
     <w:p>
       <w:pPr>
@@ -23,7 +23,13 @@
         <w:jc w:val="center"/>
       </w:pPr>
       <w:r>
-        <w:t>8/25/2026</w:t>
+        <w:t>8/2</w:t>
+      </w:r>
+      <w:r>
+        <w:t>6</w:t>
+      </w:r>
+      <w:r>
+        <w:t>/2026</w:t>
       </w:r>
     </w:p>
     <w:p>
@@ -43,6 +49,9 @@
         <w:pStyle w:val="ListParagraph"/>
       </w:pPr>
       <w:r>
+        <w:rPr>
+          <w:noProof/>
+        </w:rPr>
         <w:drawing>
           <wp:inline distT="0" distB="0" distL="0" distR="0" wp14:anchorId="7CC114B6" wp14:editId="3EA93D52">
             <wp:extent cx="5943600" cy="2351405"/>
@@ -83,27 +92,61 @@
     <w:p>
       <w:pPr>
         <w:pStyle w:val="ListParagraph"/>
+      </w:pPr>
+    </w:p>
+    <w:p>
+      <w:pPr>
+        <w:pStyle w:val="ListParagraph"/>
+      </w:pPr>
+    </w:p>
+    <w:p>
+      <w:pPr>
+        <w:pStyle w:val="ListParagraph"/>
         <w:numPr>
           <w:ilvl w:val="0"/>
           <w:numId w:val="1"/>
         </w:numPr>
       </w:pPr>
       <w:r>
-        <w:t xml:space="preserve">Using </w:t>
-      </w:r>
-      <w:proofErr w:type="spellStart"/>
-      <w:r>
-        <w:t>Kicad</w:t>
-      </w:r>
-      <w:proofErr w:type="spellEnd"/>
-      <w:r>
-        <w:t xml:space="preserve"> </w:t>
-      </w:r>
-      <w:r>
-        <w:t xml:space="preserve">to calculate the </w:t>
-      </w:r>
-      <w:r>
-        <w:t xml:space="preserve">trace width </w:t>
+        <w:t>Calculate the width of the microstrip for specifical impedance.</w:t>
+      </w:r>
+    </w:p>
+    <w:p>
+      <w:pPr>
+        <w:pStyle w:val="ListParagraph"/>
+      </w:pPr>
+    </w:p>
+    <w:p>
+      <w:pPr>
+        <w:pStyle w:val="ListParagraph"/>
+      </w:pPr>
+      <w:r>
+        <w:t xml:space="preserve">1. </w:t>
+      </w:r>
+      <w:r>
+        <w:t xml:space="preserve">There are two different </w:t>
+      </w:r>
+      <w:r>
+        <w:t xml:space="preserve">dielectric constant </w:t>
+      </w:r>
+      <w:proofErr w:type="gramStart"/>
+      <w:r>
+        <w:t>va</w:t>
+      </w:r>
+      <w:r>
+        <w:t>lue</w:t>
+      </w:r>
+      <w:proofErr w:type="gramEnd"/>
+      <w:r>
+        <w:t xml:space="preserve"> for calculating the impedance of microstrip:</w:t>
+      </w:r>
+    </w:p>
+    <w:p>
+      <w:pPr>
+        <w:ind w:firstLine="720"/>
+      </w:pPr>
+      <w:r>
+        <w:t>(a). Data from R04350B datasheet, which is about 3.73 at 7GHz</w:t>
       </w:r>
     </w:p>
     <w:p>
@@ -113,6 +156,9 @@
         <w:jc w:val="center"/>
       </w:pPr>
       <w:r>
+        <w:rPr>
+          <w:noProof/>
+        </w:rPr>
         <w:drawing>
           <wp:inline distT="0" distB="0" distL="0" distR="0" wp14:anchorId="301E930E" wp14:editId="6203BE51">
             <wp:extent cx="3379622" cy="2458170"/>
@@ -174,38 +220,78 @@
           <w:rPr>
             <w:rStyle w:val="Hyperlink"/>
           </w:rPr>
-          <w:t xml:space="preserve">Dielectric </w:t>
-        </w:r>
-        <w:r>
-          <w:rPr>
-            <w:rStyle w:val="Hyperlink"/>
-          </w:rPr>
-          <w:t>c</w:t>
-        </w:r>
-        <w:r>
-          <w:rPr>
-            <w:rStyle w:val="Hyperlink"/>
-          </w:rPr>
-          <w:t>onstant</w:t>
+          <w:t>Dielectric constant</w:t>
         </w:r>
       </w:hyperlink>
       <w:r>
         <w:t xml:space="preserve"> </w:t>
       </w:r>
     </w:p>
-    <w:p/>
-    <w:p>
-      <w:pPr>
+    <w:p>
+      <w:pPr>
+        <w:ind w:firstLine="720"/>
+      </w:pPr>
+      <w:r>
+        <w:t xml:space="preserve">(b). Data from CST software, which is </w:t>
+      </w:r>
+      <w:proofErr w:type="gramStart"/>
+      <w:r>
+        <w:t>3.66 ,</w:t>
+      </w:r>
+      <w:proofErr w:type="gramEnd"/>
+      <w:r>
+        <w:t xml:space="preserve"> as shown in </w:t>
+      </w:r>
+      <w:r>
+        <w:fldChar w:fldCharType="begin"/>
+      </w:r>
+      <w:r>
+        <w:instrText xml:space="preserve"> REF _Ref238681731 \h </w:instrText>
+      </w:r>
+      <w:r>
+        <w:fldChar w:fldCharType="separate"/>
+      </w:r>
+      <w:r>
+        <w:t xml:space="preserve">Figure </w:t>
+      </w:r>
+      <w:r>
+        <w:rPr>
+          <w:noProof/>
+        </w:rPr>
+        <w:t>2</w:t>
+      </w:r>
+      <w:r>
+        <w:fldChar w:fldCharType="end"/>
+      </w:r>
+      <w:r>
+        <w:t xml:space="preserve">. Which value should I filled in </w:t>
+      </w:r>
+    </w:p>
+    <w:p>
+      <w:pPr>
+        <w:ind w:firstLine="720"/>
+      </w:pPr>
+      <w:r>
+        <w:t>the microstrip impedance calculation?</w:t>
+      </w:r>
+    </w:p>
+    <w:p>
+      <w:pPr>
+        <w:pStyle w:val="ListParagraph"/>
         <w:keepNext/>
+        <w:ind w:left="1080"/>
         <w:jc w:val="center"/>
       </w:pPr>
       <w:r>
+        <w:rPr>
+          <w:noProof/>
+        </w:rPr>
         <w:lastRenderedPageBreak/>
         <w:drawing>
-          <wp:inline distT="0" distB="0" distL="0" distR="0" wp14:anchorId="5A9D9128" wp14:editId="35FEBEAD">
-            <wp:extent cx="4733925" cy="2368986"/>
-            <wp:effectExtent l="0" t="0" r="0" b="0"/>
-            <wp:docPr id="5" name="Picture 5"/>
+          <wp:inline distT="0" distB="0" distL="0" distR="0" wp14:anchorId="4358AAD4" wp14:editId="3B9E5DC8">
+            <wp:extent cx="3858163" cy="1952898"/>
+            <wp:effectExtent l="0" t="0" r="0" b="9525"/>
+            <wp:docPr id="1923552748" name="Picture 1"/>
             <wp:cNvGraphicFramePr>
               <a:graphicFrameLocks xmlns:a="http://schemas.openxmlformats.org/drawingml/2006/main" noChangeAspect="1"/>
             </wp:cNvGraphicFramePr>
@@ -213,7 +299,7 @@
               <a:graphicData uri="http://schemas.openxmlformats.org/drawingml/2006/picture">
                 <pic:pic xmlns:pic="http://schemas.openxmlformats.org/drawingml/2006/picture">
                   <pic:nvPicPr>
-                    <pic:cNvPr id="1" name=""/>
+                    <pic:cNvPr id="1923552748" name=""/>
                     <pic:cNvPicPr/>
                   </pic:nvPicPr>
                   <pic:blipFill>
@@ -225,7 +311,7 @@
                   <pic:spPr>
                     <a:xfrm>
                       <a:off x="0" y="0"/>
-                      <a:ext cx="4745207" cy="2374632"/>
+                      <a:ext cx="3858163" cy="1952898"/>
                     </a:xfrm>
                     <a:prstGeom prst="rect">
                       <a:avLst/>
@@ -243,6 +329,7 @@
         <w:pStyle w:val="Caption"/>
         <w:jc w:val="center"/>
       </w:pPr>
+      <w:bookmarkStart w:id="0" w:name="_Ref238681731"/>
       <w:r>
         <w:t xml:space="preserve">Figure </w:t>
       </w:r>
@@ -254,16 +341,605 @@
           <w:t>2</w:t>
         </w:r>
       </w:fldSimple>
+      <w:bookmarkEnd w:id="0"/>
+      <w:r>
+        <w:t>. Dielectric constant from CST</w:t>
+      </w:r>
+    </w:p>
+    <w:p>
+      <w:pPr>
+        <w:pStyle w:val="ListParagraph"/>
+        <w:ind w:left="1080"/>
+      </w:pPr>
+    </w:p>
+    <w:p>
+      <w:pPr>
+        <w:pStyle w:val="ListParagraph"/>
+        <w:ind w:left="1080"/>
+      </w:pPr>
+      <w:r>
+        <w:t xml:space="preserve">Claude </w:t>
+      </w:r>
+      <w:proofErr w:type="gramStart"/>
+      <w:r>
+        <w:t>answer</w:t>
+      </w:r>
+      <w:proofErr w:type="gramEnd"/>
+      <w:r>
+        <w:t>:</w:t>
+      </w:r>
+    </w:p>
+    <w:p>
+      <w:pPr>
+        <w:pStyle w:val="ListParagraph"/>
+        <w:ind w:left="1080"/>
+      </w:pPr>
+      <w:r>
+        <w:t xml:space="preserve">Use </w:t>
+      </w:r>
+      <w:r>
+        <w:rPr>
+          <w:b/>
+          <w:bCs/>
+        </w:rPr>
+        <w:t>3.66</w:t>
+      </w:r>
+      <w:r>
+        <w:t xml:space="preserve"> — the value already loaded in your CST material (component</w:t>
+      </w:r>
+      <w:proofErr w:type="gramStart"/>
+      <w:r>
+        <w:t>1:solid</w:t>
+      </w:r>
+      <w:proofErr w:type="gramEnd"/>
+      <w:r>
+        <w:t>1), not the 3.75 you're reading off the datasheet plot.</w:t>
+      </w:r>
+    </w:p>
+    <w:p>
+      <w:pPr>
+        <w:pStyle w:val="ListParagraph"/>
+        <w:ind w:left="1080"/>
+      </w:pPr>
+      <w:r>
+        <w:t>Here's why these two numbers exist and disagree:</w:t>
+      </w:r>
+    </w:p>
+    <w:p>
+      <w:pPr>
+        <w:pStyle w:val="ListParagraph"/>
+        <w:ind w:left="1080"/>
+      </w:pPr>
+      <w:r>
+        <w:rPr>
+          <w:b/>
+          <w:bCs/>
+        </w:rPr>
+        <w:t xml:space="preserve">The datasheet </w:t>
+      </w:r>
+      <w:proofErr w:type="gramStart"/>
+      <w:r>
+        <w:rPr>
+          <w:b/>
+          <w:bCs/>
+        </w:rPr>
+        <w:t>actually lists</w:t>
+      </w:r>
+      <w:proofErr w:type="gramEnd"/>
+      <w:r>
+        <w:rPr>
+          <w:b/>
+          <w:bCs/>
+        </w:rPr>
+        <w:t xml:space="preserve"> more than one Dk</w:t>
+      </w:r>
+      <w:r>
+        <w:t>, and they're not interchangeable:</w:t>
+      </w:r>
+    </w:p>
+    <w:p>
+      <w:pPr>
+        <w:pStyle w:val="ListParagraph"/>
+        <w:numPr>
+          <w:ilvl w:val="0"/>
+          <w:numId w:val="3"/>
+        </w:numPr>
+      </w:pPr>
+      <w:r>
+        <w:rPr>
+          <w:b/>
+          <w:bCs/>
+        </w:rPr>
+        <w:t>Process Dk = 3.48 ± 0.05</w:t>
+      </w:r>
+      <w:r>
+        <w:t xml:space="preserve"> — measured by clamped-</w:t>
+      </w:r>
+      <w:proofErr w:type="spellStart"/>
+      <w:r>
+        <w:t>stripline</w:t>
+      </w:r>
+      <w:proofErr w:type="spellEnd"/>
+      <w:r>
+        <w:t xml:space="preserve"> resonator at 10 GHz. This is a QC/process-control number, and the clamped-</w:t>
+      </w:r>
+      <w:proofErr w:type="spellStart"/>
+      <w:r>
+        <w:t>stripline</w:t>
+      </w:r>
+      <w:proofErr w:type="spellEnd"/>
+      <w:r>
+        <w:t xml:space="preserve"> method can potentially lower the actual dielectric constant due to the presence of an air gap. </w:t>
+      </w:r>
+      <w:hyperlink r:id="rId9" w:tgtFrame="_blank" w:history="1">
+        <w:proofErr w:type="spellStart"/>
+        <w:r>
+          <w:rPr>
+            <w:rStyle w:val="Hyperlink"/>
+          </w:rPr>
+          <w:t>Jlcpcb</w:t>
+        </w:r>
+        <w:proofErr w:type="spellEnd"/>
+      </w:hyperlink>
+    </w:p>
+    <w:p>
+      <w:pPr>
+        <w:pStyle w:val="ListParagraph"/>
+        <w:numPr>
+          <w:ilvl w:val="0"/>
+          <w:numId w:val="3"/>
+        </w:numPr>
+      </w:pPr>
+      <w:r>
+        <w:rPr>
+          <w:b/>
+          <w:bCs/>
+        </w:rPr>
+        <w:t>Design Dk = 3.66</w:t>
+      </w:r>
+      <w:r>
+        <w:t xml:space="preserve"> — measured 8 to 40 GHz by the differential phase length method, and this is the number Rogers explicitly intends for circuit/impedance design. </w:t>
+      </w:r>
+      <w:hyperlink r:id="rId10" w:tgtFrame="_blank" w:history="1">
+        <w:r>
+          <w:rPr>
+            <w:rStyle w:val="Hyperlink"/>
+          </w:rPr>
+          <w:t>MCL PCB</w:t>
+        </w:r>
+      </w:hyperlink>
+    </w:p>
+    <w:p>
+      <w:pPr>
+        <w:pStyle w:val="ListParagraph"/>
+        <w:ind w:left="1080"/>
+      </w:pPr>
+      <w:r>
+        <w:t>The 3.75 you're seeing is most likely from the datasheet's Dk-vs-frequency dispersion curve (which is thickness-dependent and drawn from a different characterization set), not the tabulated design value. It's not meant to be plugged directly into a simple impedance calculator.</w:t>
+      </w:r>
+    </w:p>
+    <w:p>
+      <w:pPr>
+        <w:pStyle w:val="ListParagraph"/>
+        <w:ind w:left="1080"/>
+      </w:pPr>
+      <w:r>
+        <w:rPr>
+          <w:b/>
+          <w:bCs/>
+        </w:rPr>
+        <w:t>For a field solver / impedance calculation, always use the design Dk (3.66)</w:t>
+      </w:r>
+      <w:r>
+        <w:t xml:space="preserve">: the 3.48 figure is the process Dk measured via clamped </w:t>
+      </w:r>
+      <w:proofErr w:type="spellStart"/>
+      <w:r>
+        <w:t>stripline</w:t>
+      </w:r>
+      <w:proofErr w:type="spellEnd"/>
+      <w:r>
+        <w:t xml:space="preserve"> resonator, and it is not the value you should plug into your impedance solver — Rogers recommends design Dk of 3.66 for impedance modeling on microstrip and </w:t>
+      </w:r>
+      <w:proofErr w:type="spellStart"/>
+      <w:r>
+        <w:t>stripline</w:t>
+      </w:r>
+      <w:proofErr w:type="spellEnd"/>
+      <w:r>
+        <w:t xml:space="preserve">. Engineers who plug the lower process value into a solver systematically get traces too narrow and impedance too low: using 3.48 in an impedance calculator gives traces that are too narrow. </w:t>
+      </w:r>
+      <w:hyperlink r:id="rId11" w:tgtFrame="_blank" w:history="1">
+        <w:proofErr w:type="spellStart"/>
+        <w:r>
+          <w:rPr>
+            <w:rStyle w:val="Hyperlink"/>
+          </w:rPr>
+          <w:t>Medium</w:t>
+        </w:r>
+      </w:hyperlink>
+      <w:hyperlink r:id="rId12" w:tgtFrame="_blank" w:history="1">
+        <w:r>
+          <w:rPr>
+            <w:rStyle w:val="Hyperlink"/>
+          </w:rPr>
+          <w:t>PCBSync</w:t>
+        </w:r>
+        <w:proofErr w:type="spellEnd"/>
+      </w:hyperlink>
+    </w:p>
+    <w:p>
+      <w:pPr>
+        <w:pStyle w:val="ListParagraph"/>
+        <w:ind w:left="1080"/>
+      </w:pPr>
+      <w:r>
+        <w:rPr>
+          <w:b/>
+          <w:bCs/>
+        </w:rPr>
+        <w:t xml:space="preserve">On </w:t>
+      </w:r>
+      <w:proofErr w:type="gramStart"/>
+      <w:r>
+        <w:rPr>
+          <w:b/>
+          <w:bCs/>
+        </w:rPr>
+        <w:t xml:space="preserve">frequency </w:t>
+      </w:r>
+      <w:r>
+        <w:rPr>
+          <w:b/>
+          <w:bCs/>
+        </w:rPr>
+        <w:t>:</w:t>
+      </w:r>
+      <w:r>
+        <w:t>RO</w:t>
+      </w:r>
+      <w:proofErr w:type="gramEnd"/>
+      <w:r>
+        <w:t xml:space="preserve">4350B's Dk is intentionally very flat across the microwave band — RO4350B provides a stable Dk of 3.48 from 500 MHz to over 40 GHz with minimal variation versus frequency (the corresponding design-Dk figure being 3.66 over the same range). </w:t>
+      </w:r>
+      <w:proofErr w:type="gramStart"/>
+      <w:r>
+        <w:t>So</w:t>
+      </w:r>
+      <w:proofErr w:type="gramEnd"/>
+      <w:r>
+        <w:t xml:space="preserve"> you don't need to chase a frequency-corrected value for 7.1 GHz — 3.66 at 2 GHz and 3.66 at 7.1 GHz are the same design value; dispersion in this material over that span is small enough to ignore for a thin-microstrip Z₀ calculation. </w:t>
+      </w:r>
+      <w:hyperlink r:id="rId13" w:tgtFrame="_blank" w:history="1">
+        <w:proofErr w:type="spellStart"/>
+        <w:r>
+          <w:rPr>
+            <w:rStyle w:val="Hyperlink"/>
+          </w:rPr>
+          <w:t>RayPCB</w:t>
+        </w:r>
+        <w:proofErr w:type="spellEnd"/>
+      </w:hyperlink>
+    </w:p>
+    <w:p>
+      <w:pPr>
+        <w:pStyle w:val="ListParagraph"/>
+        <w:ind w:left="1080"/>
+      </w:pPr>
+      <w:r>
+        <w:t xml:space="preserve">So: set </w:t>
+      </w:r>
+      <w:proofErr w:type="spellStart"/>
+      <w:r>
+        <w:t>eps_r</w:t>
+      </w:r>
+      <w:proofErr w:type="spellEnd"/>
+      <w:r>
+        <w:t xml:space="preserve"> = 3.66 in the Impedance Calculation dialog — it matches what CST's material model is already using, so your 3D build and your quick hand-calc will stay self-consistent.</w:t>
+      </w:r>
+    </w:p>
+    <w:p>
+      <w:pPr>
+        <w:pStyle w:val="ListParagraph"/>
+        <w:ind w:left="1080"/>
+      </w:pPr>
+    </w:p>
+    <w:p>
+      <w:pPr>
+        <w:pStyle w:val="ListParagraph"/>
+        <w:numPr>
+          <w:ilvl w:val="1"/>
+          <w:numId w:val="3"/>
+        </w:numPr>
+      </w:pPr>
+      <w:r>
+        <w:rPr>
+          <w:b/>
+          <w:bCs/>
+        </w:rPr>
+        <w:t>Process Dk = 3.48 ± 0.05</w:t>
+      </w:r>
+      <w:r>
+        <w:t xml:space="preserve"> (10 GHz, clamped-</w:t>
+      </w:r>
+      <w:proofErr w:type="spellStart"/>
+      <w:r>
+        <w:t>stripline</w:t>
+      </w:r>
+      <w:proofErr w:type="spellEnd"/>
+      <w:r>
+        <w:t xml:space="preserve">, QC test) </w:t>
+      </w:r>
+    </w:p>
+    <w:p>
+      <w:pPr>
+        <w:pStyle w:val="ListParagraph"/>
+        <w:numPr>
+          <w:ilvl w:val="1"/>
+          <w:numId w:val="3"/>
+        </w:numPr>
+      </w:pPr>
+      <w:r>
+        <w:rPr>
+          <w:b/>
+          <w:bCs/>
+        </w:rPr>
+        <w:lastRenderedPageBreak/>
+        <w:t>Design Dk = 3.66</w:t>
+      </w:r>
+      <w:r>
+        <w:t xml:space="preserve"> (differential phase-length method, 8–40 GHz band) — (cite index="3-1"&gt;measured across 8 to 40 GHz by the Differential Phase Length Method&lt;/cite&gt;, i.e. it's already the value Rogers derived to be representative across that whole microwave range, not a single-point 10 GHz number.</w:t>
+      </w:r>
+    </w:p>
+    <w:p>
+      <w:pPr>
+        <w:pStyle w:val="ListParagraph"/>
+        <w:ind w:left="1080"/>
+      </w:pPr>
+    </w:p>
+    <w:p>
+      <w:pPr>
+        <w:pStyle w:val="ListParagraph"/>
+        <w:ind w:left="1080"/>
+      </w:pPr>
+    </w:p>
+    <w:p>
+      <w:pPr>
+        <w:pStyle w:val="ListParagraph"/>
+        <w:ind w:left="1080"/>
+      </w:pPr>
+    </w:p>
+    <w:p>
+      <w:pPr>
+        <w:pStyle w:val="ListParagraph"/>
+        <w:ind w:left="1080"/>
+      </w:pPr>
+    </w:p>
+    <w:p>
+      <w:pPr>
+        <w:pStyle w:val="ListParagraph"/>
+      </w:pPr>
+      <w:r>
+        <w:t xml:space="preserve">2. There are two different </w:t>
+      </w:r>
+      <w:proofErr w:type="gramStart"/>
+      <w:r>
+        <w:t>tool</w:t>
+      </w:r>
+      <w:proofErr w:type="gramEnd"/>
+      <w:r>
+        <w:t xml:space="preserve"> for calculating the impedance of microstrip: KiCAD and CST</w:t>
+      </w:r>
+    </w:p>
+    <w:p>
+      <w:pPr>
+        <w:keepNext/>
+        <w:jc w:val="center"/>
+      </w:pPr>
+      <w:r>
+        <w:rPr>
+          <w:noProof/>
+        </w:rPr>
+        <w:drawing>
+          <wp:inline distT="0" distB="0" distL="0" distR="0" wp14:anchorId="5479695E" wp14:editId="496ECB91">
+            <wp:extent cx="5943600" cy="3347720"/>
+            <wp:effectExtent l="0" t="0" r="0" b="5080"/>
+            <wp:docPr id="1733293849" name="Picture 1"/>
+            <wp:cNvGraphicFramePr>
+              <a:graphicFrameLocks xmlns:a="http://schemas.openxmlformats.org/drawingml/2006/main" noChangeAspect="1"/>
+            </wp:cNvGraphicFramePr>
+            <a:graphic xmlns:a="http://schemas.openxmlformats.org/drawingml/2006/main">
+              <a:graphicData uri="http://schemas.openxmlformats.org/drawingml/2006/picture">
+                <pic:pic xmlns:pic="http://schemas.openxmlformats.org/drawingml/2006/picture">
+                  <pic:nvPicPr>
+                    <pic:cNvPr id="1733293849" name=""/>
+                    <pic:cNvPicPr/>
+                  </pic:nvPicPr>
+                  <pic:blipFill>
+                    <a:blip r:embed="rId14"/>
+                    <a:stretch>
+                      <a:fillRect/>
+                    </a:stretch>
+                  </pic:blipFill>
+                  <pic:spPr>
+                    <a:xfrm>
+                      <a:off x="0" y="0"/>
+                      <a:ext cx="5943600" cy="3347720"/>
+                    </a:xfrm>
+                    <a:prstGeom prst="rect">
+                      <a:avLst/>
+                    </a:prstGeom>
+                  </pic:spPr>
+                </pic:pic>
+              </a:graphicData>
+            </a:graphic>
+          </wp:inline>
+        </w:drawing>
+      </w:r>
+    </w:p>
+    <w:p>
+      <w:pPr>
+        <w:pStyle w:val="Caption"/>
+        <w:jc w:val="center"/>
+      </w:pPr>
+      <w:r>
+        <w:t xml:space="preserve">Figure </w:t>
+      </w:r>
+      <w:fldSimple w:instr=" SEQ Figure \* ARABIC ">
+        <w:r>
+          <w:rPr>
+            <w:noProof/>
+          </w:rPr>
+          <w:t>3</w:t>
+        </w:r>
+      </w:fldSimple>
       <w:r>
         <w:t xml:space="preserve">. Calculator tools in </w:t>
       </w:r>
-      <w:proofErr w:type="spellStart"/>
-      <w:r>
-        <w:t>kicad</w:t>
-      </w:r>
-      <w:proofErr w:type="spellEnd"/>
+      <w:r>
+        <w:t>KiCAD</w:t>
+      </w:r>
       <w:r>
         <w:t xml:space="preserve"> for Z0 =50 ohm</w:t>
+      </w:r>
+    </w:p>
+    <w:p>
+      <w:pPr>
+        <w:keepNext/>
+        <w:jc w:val="center"/>
+      </w:pPr>
+      <w:r>
+        <w:rPr>
+          <w:noProof/>
+        </w:rPr>
+        <w:drawing>
+          <wp:inline distT="0" distB="0" distL="0" distR="0" wp14:anchorId="2A7E21B1" wp14:editId="43DF3BB9">
+            <wp:extent cx="2686308" cy="2340997"/>
+            <wp:effectExtent l="0" t="0" r="0" b="2540"/>
+            <wp:docPr id="1476727418" name="Picture 1"/>
+            <wp:cNvGraphicFramePr>
+              <a:graphicFrameLocks xmlns:a="http://schemas.openxmlformats.org/drawingml/2006/main" noChangeAspect="1"/>
+            </wp:cNvGraphicFramePr>
+            <a:graphic xmlns:a="http://schemas.openxmlformats.org/drawingml/2006/main">
+              <a:graphicData uri="http://schemas.openxmlformats.org/drawingml/2006/picture">
+                <pic:pic xmlns:pic="http://schemas.openxmlformats.org/drawingml/2006/picture">
+                  <pic:nvPicPr>
+                    <pic:cNvPr id="1476727418" name=""/>
+                    <pic:cNvPicPr/>
+                  </pic:nvPicPr>
+                  <pic:blipFill>
+                    <a:blip r:embed="rId15"/>
+                    <a:stretch>
+                      <a:fillRect/>
+                    </a:stretch>
+                  </pic:blipFill>
+                  <pic:spPr>
+                    <a:xfrm>
+                      <a:off x="0" y="0"/>
+                      <a:ext cx="2693986" cy="2347688"/>
+                    </a:xfrm>
+                    <a:prstGeom prst="rect">
+                      <a:avLst/>
+                    </a:prstGeom>
+                  </pic:spPr>
+                </pic:pic>
+              </a:graphicData>
+            </a:graphic>
+          </wp:inline>
+        </w:drawing>
+      </w:r>
+      <w:r>
+        <w:rPr>
+          <w:noProof/>
+        </w:rPr>
+        <w:drawing>
+          <wp:inline distT="0" distB="0" distL="0" distR="0" wp14:anchorId="080F0032" wp14:editId="32D9DD65">
+            <wp:extent cx="2672862" cy="2322239"/>
+            <wp:effectExtent l="0" t="0" r="0" b="1905"/>
+            <wp:docPr id="519621606" name="Picture 1"/>
+            <wp:cNvGraphicFramePr>
+              <a:graphicFrameLocks xmlns:a="http://schemas.openxmlformats.org/drawingml/2006/main" noChangeAspect="1"/>
+            </wp:cNvGraphicFramePr>
+            <a:graphic xmlns:a="http://schemas.openxmlformats.org/drawingml/2006/main">
+              <a:graphicData uri="http://schemas.openxmlformats.org/drawingml/2006/picture">
+                <pic:pic xmlns:pic="http://schemas.openxmlformats.org/drawingml/2006/picture">
+                  <pic:nvPicPr>
+                    <pic:cNvPr id="519621606" name=""/>
+                    <pic:cNvPicPr/>
+                  </pic:nvPicPr>
+                  <pic:blipFill>
+                    <a:blip r:embed="rId16"/>
+                    <a:stretch>
+                      <a:fillRect/>
+                    </a:stretch>
+                  </pic:blipFill>
+                  <pic:spPr>
+                    <a:xfrm>
+                      <a:off x="0" y="0"/>
+                      <a:ext cx="2683895" cy="2331824"/>
+                    </a:xfrm>
+                    <a:prstGeom prst="rect">
+                      <a:avLst/>
+                    </a:prstGeom>
+                  </pic:spPr>
+                </pic:pic>
+              </a:graphicData>
+            </a:graphic>
+          </wp:inline>
+        </w:drawing>
+      </w:r>
+    </w:p>
+    <w:p>
+      <w:pPr>
+        <w:pStyle w:val="Caption"/>
+        <w:jc w:val="center"/>
+      </w:pPr>
+      <w:r>
+        <w:t xml:space="preserve">Figure </w:t>
+      </w:r>
+      <w:fldSimple w:instr=" SEQ Figure \* ARABIC ">
+        <w:r>
+          <w:rPr>
+            <w:noProof/>
+          </w:rPr>
+          <w:t>4</w:t>
+        </w:r>
+      </w:fldSimple>
+      <w:r>
+        <w:t>. Impedance calculation tool from CST</w:t>
+      </w:r>
+      <w:r>
+        <w:t>, we should consider the structure dispersion with Include dispersion selected</w:t>
+      </w:r>
+      <w:r>
+        <w:t>.</w:t>
+      </w:r>
+    </w:p>
+    <w:p>
+      <w:r>
+        <w:lastRenderedPageBreak/>
+        <w:t xml:space="preserve">Since two tools show two different </w:t>
+      </w:r>
+      <w:r>
+        <w:t>L</w:t>
+      </w:r>
+      <w:r>
+        <w:t xml:space="preserve"> required for </w:t>
+      </w:r>
+      <w:r>
+        <w:t>90</w:t>
+      </w:r>
+      <w:r>
+        <w:t xml:space="preserve"> </w:t>
+      </w:r>
+      <w:r>
+        <w:t>phase degree</w:t>
+      </w:r>
+      <w:r>
+        <w:t xml:space="preserve">, </w:t>
+      </w:r>
+      <w:r>
+        <w:t>I prefer to use results from CST module.</w:t>
       </w:r>
     </w:p>
     <w:p>
@@ -284,6 +960,9 @@
       </w:fldSimple>
       <w:r>
         <w:t>. Trace width and length on each stage</w:t>
+      </w:r>
+      <w:r>
+        <w:t xml:space="preserve"> (5 stage)</w:t>
       </w:r>
     </w:p>
     <w:tbl>
@@ -367,7 +1046,10 @@
               <w:jc w:val="center"/>
             </w:pPr>
             <w:r>
-              <w:t>39.4658</w:t>
+              <w:t>39.</w:t>
+            </w:r>
+            <w:r>
+              <w:t>92</w:t>
             </w:r>
           </w:p>
         </w:tc>
@@ -380,7 +1062,7 @@
               <w:jc w:val="center"/>
             </w:pPr>
             <w:r>
-              <w:t>244.757</w:t>
+              <w:t>245.22</w:t>
             </w:r>
           </w:p>
         </w:tc>
@@ -408,7 +1090,7 @@
               <w:jc w:val="center"/>
             </w:pPr>
             <w:r>
-              <w:t>34.1137</w:t>
+              <w:t>32.3</w:t>
             </w:r>
           </w:p>
         </w:tc>
@@ -420,11 +1102,12 @@
             <w:pPr>
               <w:jc w:val="center"/>
             </w:pPr>
-            <w:bookmarkStart w:id="0" w:name="_GoBack"/>
-            <w:r>
-              <w:t>247.302</w:t>
-            </w:r>
-            <w:bookmarkEnd w:id="0"/>
+            <w:r>
+              <w:t>247.</w:t>
+            </w:r>
+            <w:r>
+              <w:t>15</w:t>
+            </w:r>
           </w:p>
         </w:tc>
       </w:tr>
@@ -451,7 +1134,7 @@
               <w:jc w:val="center"/>
             </w:pPr>
             <w:r>
-              <w:t>22.1634</w:t>
+              <w:t>21.85</w:t>
             </w:r>
           </w:p>
         </w:tc>
@@ -464,7 +1147,7 @@
               <w:jc w:val="center"/>
             </w:pPr>
             <w:r>
-              <w:t>251.725</w:t>
+              <w:t>250.50</w:t>
             </w:r>
           </w:p>
         </w:tc>
@@ -492,7 +1175,7 @@
               <w:jc w:val="center"/>
             </w:pPr>
             <w:r>
-              <w:t>14.3831</w:t>
+              <w:t>13.88</w:t>
             </w:r>
           </w:p>
         </w:tc>
@@ -505,7 +1188,7 @@
               <w:jc w:val="center"/>
             </w:pPr>
             <w:r>
-              <w:t>256.493</w:t>
+              <w:t>253.7</w:t>
             </w:r>
           </w:p>
         </w:tc>
@@ -533,7 +1216,7 @@
               <w:jc w:val="center"/>
             </w:pPr>
             <w:r>
-              <w:t>10.5549</w:t>
+              <w:t>9.89</w:t>
             </w:r>
           </w:p>
         </w:tc>
@@ -546,7 +1229,10 @@
               <w:jc w:val="center"/>
             </w:pPr>
             <w:r>
-              <w:t>259.605</w:t>
+              <w:t>25</w:t>
+            </w:r>
+            <w:r>
+              <w:t>5.54</w:t>
             </w:r>
           </w:p>
         </w:tc>
@@ -576,6 +1262,9 @@
             <w:r>
               <w:t>42</w:t>
             </w:r>
+            <w:r>
+              <w:t>.6</w:t>
+            </w:r>
           </w:p>
         </w:tc>
         <w:tc>
@@ -596,6 +1285,362 @@
     <w:p/>
     <w:p>
       <w:pPr>
+        <w:pStyle w:val="Caption"/>
+        <w:keepNext/>
+      </w:pPr>
+      <w:r>
+        <w:t xml:space="preserve">Table </w:t>
+      </w:r>
+      <w:fldSimple w:instr=" SEQ Table \* ARABIC ">
+        <w:r>
+          <w:rPr>
+            <w:noProof/>
+          </w:rPr>
+          <w:t>2</w:t>
+        </w:r>
+      </w:fldSimple>
+      <w:r>
+        <w:t xml:space="preserve">. Trace width and length for 4 </w:t>
+      </w:r>
+      <w:proofErr w:type="gramStart"/>
+      <w:r>
+        <w:t>stage</w:t>
+      </w:r>
+      <w:proofErr w:type="gramEnd"/>
+    </w:p>
+    <w:tbl>
+      <w:tblPr>
+        <w:tblStyle w:val="TableGrid"/>
+        <w:tblW w:w="0" w:type="auto"/>
+        <w:tblLook w:val="04A0" w:firstRow="1" w:lastRow="0" w:firstColumn="1" w:lastColumn="0" w:noHBand="0" w:noVBand="1"/>
+      </w:tblPr>
+      <w:tblGrid>
+        <w:gridCol w:w="3116"/>
+        <w:gridCol w:w="3117"/>
+        <w:gridCol w:w="3117"/>
+      </w:tblGrid>
+      <w:tr>
+        <w:tc>
+          <w:tcPr>
+            <w:tcW w:w="3116" w:type="dxa"/>
+          </w:tcPr>
+          <w:p>
+            <w:pPr>
+              <w:jc w:val="center"/>
+            </w:pPr>
+            <w:r>
+              <w:t>Z0(90 degree)</w:t>
+            </w:r>
+          </w:p>
+        </w:tc>
+        <w:tc>
+          <w:tcPr>
+            <w:tcW w:w="3117" w:type="dxa"/>
+          </w:tcPr>
+          <w:p>
+            <w:pPr>
+              <w:jc w:val="center"/>
+            </w:pPr>
+            <w:r>
+              <w:t>W(mil)</w:t>
+            </w:r>
+          </w:p>
+        </w:tc>
+        <w:tc>
+          <w:tcPr>
+            <w:tcW w:w="3117" w:type="dxa"/>
+          </w:tcPr>
+          <w:p>
+            <w:pPr>
+              <w:jc w:val="center"/>
+            </w:pPr>
+            <w:r>
+              <w:t>L(mil)</w:t>
+            </w:r>
+          </w:p>
+        </w:tc>
+      </w:tr>
+      <w:tr>
+        <w:tc>
+          <w:tcPr>
+            <w:tcW w:w="3116" w:type="dxa"/>
+          </w:tcPr>
+          <w:p>
+            <w:pPr>
+              <w:jc w:val="center"/>
+              <w:rPr>
+                <w:rFonts w:hint="eastAsia"/>
+              </w:rPr>
+            </w:pPr>
+            <w:r>
+              <w:rPr>
+                <w:rFonts w:hint="eastAsia"/>
+              </w:rPr>
+              <w:t>53.49</w:t>
+            </w:r>
+          </w:p>
+        </w:tc>
+        <w:tc>
+          <w:tcPr>
+            <w:tcW w:w="3117" w:type="dxa"/>
+          </w:tcPr>
+          <w:p>
+            <w:pPr>
+              <w:jc w:val="center"/>
+            </w:pPr>
+            <w:r>
+              <w:t>3</w:t>
+            </w:r>
+            <w:r>
+              <w:rPr>
+                <w:rFonts w:hint="eastAsia"/>
+              </w:rPr>
+              <w:t>7</w:t>
+            </w:r>
+            <w:r>
+              <w:t>.9</w:t>
+            </w:r>
+          </w:p>
+        </w:tc>
+        <w:tc>
+          <w:tcPr>
+            <w:tcW w:w="3117" w:type="dxa"/>
+          </w:tcPr>
+          <w:p>
+            <w:pPr>
+              <w:jc w:val="center"/>
+              <w:rPr>
+                <w:rFonts w:hint="eastAsia"/>
+              </w:rPr>
+            </w:pPr>
+            <w:r>
+              <w:t>245.</w:t>
+            </w:r>
+            <w:r>
+              <w:rPr>
+                <w:rFonts w:hint="eastAsia"/>
+              </w:rPr>
+              <w:t>7</w:t>
+            </w:r>
+          </w:p>
+        </w:tc>
+      </w:tr>
+      <w:tr>
+        <w:tc>
+          <w:tcPr>
+            <w:tcW w:w="3116" w:type="dxa"/>
+          </w:tcPr>
+          <w:p>
+            <w:pPr>
+              <w:jc w:val="center"/>
+              <w:rPr>
+                <w:rFonts w:hint="eastAsia"/>
+              </w:rPr>
+            </w:pPr>
+            <w:r>
+              <w:rPr>
+                <w:rFonts w:hint="eastAsia"/>
+              </w:rPr>
+              <w:t>63.31</w:t>
+            </w:r>
+          </w:p>
+        </w:tc>
+        <w:tc>
+          <w:tcPr>
+            <w:tcW w:w="3117" w:type="dxa"/>
+          </w:tcPr>
+          <w:p>
+            <w:pPr>
+              <w:jc w:val="center"/>
+              <w:rPr>
+                <w:rFonts w:hint="eastAsia"/>
+              </w:rPr>
+            </w:pPr>
+            <w:r>
+              <w:rPr>
+                <w:rFonts w:hint="eastAsia"/>
+              </w:rPr>
+              <w:t>27.6</w:t>
+            </w:r>
+          </w:p>
+        </w:tc>
+        <w:tc>
+          <w:tcPr>
+            <w:tcW w:w="3117" w:type="dxa"/>
+          </w:tcPr>
+          <w:p>
+            <w:pPr>
+              <w:jc w:val="center"/>
+              <w:rPr>
+                <w:rFonts w:hint="eastAsia"/>
+              </w:rPr>
+            </w:pPr>
+            <w:r>
+              <w:rPr>
+                <w:rFonts w:hint="eastAsia"/>
+              </w:rPr>
+              <w:t>248.53</w:t>
+            </w:r>
+          </w:p>
+        </w:tc>
+      </w:tr>
+      <w:tr>
+        <w:tc>
+          <w:tcPr>
+            <w:tcW w:w="3116" w:type="dxa"/>
+          </w:tcPr>
+          <w:p>
+            <w:pPr>
+              <w:jc w:val="center"/>
+              <w:rPr>
+                <w:rFonts w:hint="eastAsia"/>
+              </w:rPr>
+            </w:pPr>
+            <w:r>
+              <w:rPr>
+                <w:rFonts w:hint="eastAsia"/>
+              </w:rPr>
+              <w:t>78.98</w:t>
+            </w:r>
+          </w:p>
+        </w:tc>
+        <w:tc>
+          <w:tcPr>
+            <w:tcW w:w="3117" w:type="dxa"/>
+          </w:tcPr>
+          <w:p>
+            <w:pPr>
+              <w:jc w:val="center"/>
+              <w:rPr>
+                <w:rFonts w:hint="eastAsia"/>
+              </w:rPr>
+            </w:pPr>
+            <w:r>
+              <w:rPr>
+                <w:rFonts w:hint="eastAsia"/>
+              </w:rPr>
+              <w:t>16.98</w:t>
+            </w:r>
+          </w:p>
+        </w:tc>
+        <w:tc>
+          <w:tcPr>
+            <w:tcW w:w="3117" w:type="dxa"/>
+          </w:tcPr>
+          <w:p>
+            <w:pPr>
+              <w:jc w:val="center"/>
+              <w:rPr>
+                <w:rFonts w:hint="eastAsia"/>
+              </w:rPr>
+            </w:pPr>
+            <w:r>
+              <w:rPr>
+                <w:rFonts w:hint="eastAsia"/>
+              </w:rPr>
+              <w:t>252.4</w:t>
+            </w:r>
+          </w:p>
+        </w:tc>
+      </w:tr>
+      <w:tr>
+        <w:tc>
+          <w:tcPr>
+            <w:tcW w:w="3116" w:type="dxa"/>
+          </w:tcPr>
+          <w:p>
+            <w:pPr>
+              <w:jc w:val="center"/>
+              <w:rPr>
+                <w:rFonts w:hint="eastAsia"/>
+              </w:rPr>
+            </w:pPr>
+            <w:r>
+              <w:rPr>
+                <w:rFonts w:hint="eastAsia"/>
+              </w:rPr>
+              <w:t>93.48</w:t>
+            </w:r>
+          </w:p>
+        </w:tc>
+        <w:tc>
+          <w:tcPr>
+            <w:tcW w:w="3117" w:type="dxa"/>
+          </w:tcPr>
+          <w:p>
+            <w:pPr>
+              <w:jc w:val="center"/>
+            </w:pPr>
+            <w:r>
+              <w:t>10.83</w:t>
+            </w:r>
+          </w:p>
+        </w:tc>
+        <w:tc>
+          <w:tcPr>
+            <w:tcW w:w="3117" w:type="dxa"/>
+          </w:tcPr>
+          <w:p>
+            <w:pPr>
+              <w:jc w:val="center"/>
+              <w:rPr>
+                <w:rFonts w:hint="eastAsia"/>
+              </w:rPr>
+            </w:pPr>
+            <w:r>
+              <w:rPr>
+                <w:rFonts w:hint="eastAsia"/>
+              </w:rPr>
+              <w:t>255.1</w:t>
+            </w:r>
+          </w:p>
+        </w:tc>
+      </w:tr>
+      <w:tr>
+        <w:tc>
+          <w:tcPr>
+            <w:tcW w:w="3116" w:type="dxa"/>
+          </w:tcPr>
+          <w:p>
+            <w:pPr>
+              <w:jc w:val="center"/>
+            </w:pPr>
+            <w:r>
+              <w:t>50</w:t>
+            </w:r>
+          </w:p>
+        </w:tc>
+        <w:tc>
+          <w:tcPr>
+            <w:tcW w:w="3117" w:type="dxa"/>
+          </w:tcPr>
+          <w:p>
+            <w:pPr>
+              <w:jc w:val="center"/>
+            </w:pPr>
+            <w:r>
+              <w:t>42.6</w:t>
+            </w:r>
+          </w:p>
+        </w:tc>
+        <w:tc>
+          <w:tcPr>
+            <w:tcW w:w="3117" w:type="dxa"/>
+          </w:tcPr>
+          <w:p>
+            <w:pPr>
+              <w:jc w:val="center"/>
+            </w:pPr>
+            <w:r>
+              <w:t>**</w:t>
+            </w:r>
+          </w:p>
+        </w:tc>
+      </w:tr>
+    </w:tbl>
+    <w:p/>
+    <w:p>
+      <w:pPr>
         <w:pStyle w:val="ListParagraph"/>
         <w:numPr>
           <w:ilvl w:val="0"/>
@@ -605,6 +1650,9 @@
       <w:r>
         <w:t>Draw the Wilkinson power divider through KiCAD footprint</w:t>
       </w:r>
+      <w:r>
+        <w:t xml:space="preserve"> (refer to link)</w:t>
+      </w:r>
     </w:p>
     <w:p>
       <w:pPr>
@@ -638,12 +1686,1666 @@
     <w:p>
       <w:pPr>
         <w:pStyle w:val="ListParagraph"/>
-      </w:pPr>
+        <w:keepNext/>
+      </w:pPr>
+      <w:r>
+        <w:rPr>
+          <w:noProof/>
+        </w:rPr>
+        <w:drawing>
+          <wp:inline distT="0" distB="0" distL="0" distR="0" wp14:anchorId="74E507FE" wp14:editId="69EAF2F6">
+            <wp:extent cx="5943600" cy="2375535"/>
+            <wp:effectExtent l="0" t="0" r="0" b="5715"/>
+            <wp:docPr id="321278644" name="Picture 1"/>
+            <wp:cNvGraphicFramePr>
+              <a:graphicFrameLocks xmlns:a="http://schemas.openxmlformats.org/drawingml/2006/main" noChangeAspect="1"/>
+            </wp:cNvGraphicFramePr>
+            <a:graphic xmlns:a="http://schemas.openxmlformats.org/drawingml/2006/main">
+              <a:graphicData uri="http://schemas.openxmlformats.org/drawingml/2006/picture">
+                <pic:pic xmlns:pic="http://schemas.openxmlformats.org/drawingml/2006/picture">
+                  <pic:nvPicPr>
+                    <pic:cNvPr id="321278644" name=""/>
+                    <pic:cNvPicPr/>
+                  </pic:nvPicPr>
+                  <pic:blipFill>
+                    <a:blip r:embed="rId17"/>
+                    <a:stretch>
+                      <a:fillRect/>
+                    </a:stretch>
+                  </pic:blipFill>
+                  <pic:spPr>
+                    <a:xfrm>
+                      <a:off x="0" y="0"/>
+                      <a:ext cx="5943600" cy="2375535"/>
+                    </a:xfrm>
+                    <a:prstGeom prst="rect">
+                      <a:avLst/>
+                    </a:prstGeom>
+                  </pic:spPr>
+                </pic:pic>
+              </a:graphicData>
+            </a:graphic>
+          </wp:inline>
+        </w:drawing>
+      </w:r>
+    </w:p>
+    <w:p>
+      <w:pPr>
+        <w:pStyle w:val="Caption"/>
+        <w:jc w:val="center"/>
+      </w:pPr>
+      <w:r>
+        <w:t xml:space="preserve">Figure </w:t>
+      </w:r>
+      <w:fldSimple w:instr=" SEQ Figure \* ARABIC ">
+        <w:r>
+          <w:rPr>
+            <w:noProof/>
+          </w:rPr>
+          <w:t>5</w:t>
+        </w:r>
+      </w:fldSimple>
+      <w:r>
+        <w:t>. WPD footprint in KICAD</w:t>
+      </w:r>
     </w:p>
     <w:p>
       <w:pPr>
         <w:pStyle w:val="ListParagraph"/>
       </w:pPr>
+    </w:p>
+    <w:p>
+      <w:pPr>
+        <w:pStyle w:val="ListParagraph"/>
+        <w:numPr>
+          <w:ilvl w:val="0"/>
+          <w:numId w:val="1"/>
+        </w:numPr>
+      </w:pPr>
+      <w:r>
+        <w:t xml:space="preserve">Export the </w:t>
+      </w:r>
+      <w:proofErr w:type="spellStart"/>
+      <w:r>
+        <w:t>gerber</w:t>
+      </w:r>
+      <w:proofErr w:type="spellEnd"/>
+      <w:r>
+        <w:t xml:space="preserve"> file to CST for simulation (list detail steps)</w:t>
+      </w:r>
+    </w:p>
+    <w:p>
+      <w:pPr>
+        <w:pStyle w:val="ListParagraph"/>
+      </w:pPr>
+    </w:p>
+    <w:p>
+      <w:pPr>
+        <w:pStyle w:val="ListParagraph"/>
+      </w:pPr>
+    </w:p>
+    <w:p>
+      <w:pPr>
+        <w:pStyle w:val="ListParagraph"/>
+      </w:pPr>
+    </w:p>
+    <w:p>
+      <w:pPr>
+        <w:pStyle w:val="ListParagraph"/>
+        <w:keepNext/>
+      </w:pPr>
+      <w:r>
+        <w:rPr>
+          <w:noProof/>
+        </w:rPr>
+        <w:drawing>
+          <wp:inline distT="0" distB="0" distL="0" distR="0" wp14:anchorId="22C22EFB" wp14:editId="1879A86C">
+            <wp:extent cx="4285622" cy="2575494"/>
+            <wp:effectExtent l="0" t="0" r="635" b="0"/>
+            <wp:docPr id="1285474449" name="Picture 1"/>
+            <wp:cNvGraphicFramePr>
+              <a:graphicFrameLocks xmlns:a="http://schemas.openxmlformats.org/drawingml/2006/main" noChangeAspect="1"/>
+            </wp:cNvGraphicFramePr>
+            <a:graphic xmlns:a="http://schemas.openxmlformats.org/drawingml/2006/main">
+              <a:graphicData uri="http://schemas.openxmlformats.org/drawingml/2006/picture">
+                <pic:pic xmlns:pic="http://schemas.openxmlformats.org/drawingml/2006/picture">
+                  <pic:nvPicPr>
+                    <pic:cNvPr id="1285474449" name=""/>
+                    <pic:cNvPicPr/>
+                  </pic:nvPicPr>
+                  <pic:blipFill>
+                    <a:blip r:embed="rId18"/>
+                    <a:stretch>
+                      <a:fillRect/>
+                    </a:stretch>
+                  </pic:blipFill>
+                  <pic:spPr>
+                    <a:xfrm>
+                      <a:off x="0" y="0"/>
+                      <a:ext cx="4292671" cy="2579730"/>
+                    </a:xfrm>
+                    <a:prstGeom prst="rect">
+                      <a:avLst/>
+                    </a:prstGeom>
+                  </pic:spPr>
+                </pic:pic>
+              </a:graphicData>
+            </a:graphic>
+          </wp:inline>
+        </w:drawing>
+      </w:r>
+    </w:p>
+    <w:p>
+      <w:pPr>
+        <w:pStyle w:val="Caption"/>
+        <w:jc w:val="center"/>
+      </w:pPr>
+      <w:r>
+        <w:t xml:space="preserve">Figure </w:t>
+      </w:r>
+      <w:fldSimple w:instr=" SEQ Figure \* ARABIC ">
+        <w:r>
+          <w:rPr>
+            <w:noProof/>
+          </w:rPr>
+          <w:t>6</w:t>
+        </w:r>
+      </w:fldSimple>
+      <w:r>
+        <w:t>.3D figure of WPD with 20 mil RO4350B boards</w:t>
+      </w:r>
+    </w:p>
+    <w:p/>
+    <w:p>
+      <w:pPr>
+        <w:rPr>
+          <w:i/>
+          <w:iCs/>
+          <w:color w:val="44546A" w:themeColor="text2"/>
+          <w:sz w:val="18"/>
+          <w:szCs w:val="18"/>
+        </w:rPr>
+      </w:pPr>
+    </w:p>
+    <w:p>
+      <w:pPr>
+        <w:keepNext/>
+      </w:pPr>
+      <w:r>
+        <w:rPr>
+          <w:noProof/>
+        </w:rPr>
+        <w:drawing>
+          <wp:inline distT="0" distB="0" distL="0" distR="0" wp14:anchorId="33FB82CD" wp14:editId="69F3E656">
+            <wp:extent cx="5943600" cy="2665095"/>
+            <wp:effectExtent l="0" t="0" r="0" b="1905"/>
+            <wp:docPr id="1686174283" name="Picture 1"/>
+            <wp:cNvGraphicFramePr>
+              <a:graphicFrameLocks xmlns:a="http://schemas.openxmlformats.org/drawingml/2006/main" noChangeAspect="1"/>
+            </wp:cNvGraphicFramePr>
+            <a:graphic xmlns:a="http://schemas.openxmlformats.org/drawingml/2006/main">
+              <a:graphicData uri="http://schemas.openxmlformats.org/drawingml/2006/picture">
+                <pic:pic xmlns:pic="http://schemas.openxmlformats.org/drawingml/2006/picture">
+                  <pic:nvPicPr>
+                    <pic:cNvPr id="1686174283" name=""/>
+                    <pic:cNvPicPr/>
+                  </pic:nvPicPr>
+                  <pic:blipFill>
+                    <a:blip r:embed="rId19"/>
+                    <a:stretch>
+                      <a:fillRect/>
+                    </a:stretch>
+                  </pic:blipFill>
+                  <pic:spPr>
+                    <a:xfrm>
+                      <a:off x="0" y="0"/>
+                      <a:ext cx="5943600" cy="2665095"/>
+                    </a:xfrm>
+                    <a:prstGeom prst="rect">
+                      <a:avLst/>
+                    </a:prstGeom>
+                  </pic:spPr>
+                </pic:pic>
+              </a:graphicData>
+            </a:graphic>
+          </wp:inline>
+        </w:drawing>
+      </w:r>
+    </w:p>
+    <w:p>
+      <w:pPr>
+        <w:pStyle w:val="Caption"/>
+      </w:pPr>
+      <w:r>
+        <w:t xml:space="preserve">Figure </w:t>
+      </w:r>
+      <w:fldSimple w:instr=" SEQ Figure \* ARABIC ">
+        <w:r>
+          <w:rPr>
+            <w:noProof/>
+          </w:rPr>
+          <w:t>7</w:t>
+        </w:r>
+      </w:fldSimple>
+      <w:r>
+        <w:t>.</w:t>
+      </w:r>
+      <w:r>
+        <w:t xml:space="preserve">The S parameters of WPD, the resistors from output port to the input port are </w:t>
+      </w:r>
+      <w:proofErr w:type="gramStart"/>
+      <w:r>
+        <w:t>100 ,</w:t>
+      </w:r>
+      <w:proofErr w:type="gramEnd"/>
+      <w:r>
+        <w:t>100,200,200,330 ohm respectively.</w:t>
+      </w:r>
+    </w:p>
+    <w:p>
+      <w:pPr>
+        <w:keepNext/>
+      </w:pPr>
+      <w:r>
+        <w:rPr>
+          <w:noProof/>
+        </w:rPr>
+        <w:lastRenderedPageBreak/>
+        <w:drawing>
+          <wp:inline distT="0" distB="0" distL="0" distR="0" wp14:anchorId="58615530" wp14:editId="722285D6">
+            <wp:extent cx="5943600" cy="2713990"/>
+            <wp:effectExtent l="0" t="0" r="0" b="0"/>
+            <wp:docPr id="1998667079" name="Picture 1"/>
+            <wp:cNvGraphicFramePr>
+              <a:graphicFrameLocks xmlns:a="http://schemas.openxmlformats.org/drawingml/2006/main" noChangeAspect="1"/>
+            </wp:cNvGraphicFramePr>
+            <a:graphic xmlns:a="http://schemas.openxmlformats.org/drawingml/2006/main">
+              <a:graphicData uri="http://schemas.openxmlformats.org/drawingml/2006/picture">
+                <pic:pic xmlns:pic="http://schemas.openxmlformats.org/drawingml/2006/picture">
+                  <pic:nvPicPr>
+                    <pic:cNvPr id="1998667079" name=""/>
+                    <pic:cNvPicPr/>
+                  </pic:nvPicPr>
+                  <pic:blipFill>
+                    <a:blip r:embed="rId20"/>
+                    <a:stretch>
+                      <a:fillRect/>
+                    </a:stretch>
+                  </pic:blipFill>
+                  <pic:spPr>
+                    <a:xfrm>
+                      <a:off x="0" y="0"/>
+                      <a:ext cx="5943600" cy="2713990"/>
+                    </a:xfrm>
+                    <a:prstGeom prst="rect">
+                      <a:avLst/>
+                    </a:prstGeom>
+                  </pic:spPr>
+                </pic:pic>
+              </a:graphicData>
+            </a:graphic>
+          </wp:inline>
+        </w:drawing>
+      </w:r>
+    </w:p>
+    <w:p>
+      <w:pPr>
+        <w:pStyle w:val="Caption"/>
+      </w:pPr>
+      <w:r>
+        <w:t xml:space="preserve">Figure </w:t>
+      </w:r>
+      <w:fldSimple w:instr=" SEQ Figure \* ARABIC ">
+        <w:r>
+          <w:rPr>
+            <w:noProof/>
+          </w:rPr>
+          <w:t>8</w:t>
+        </w:r>
+      </w:fldSimple>
+      <w:r>
+        <w:t>.</w:t>
+      </w:r>
+      <w:r>
+        <w:t xml:space="preserve">The S parameters of WPD, the resistors from output port to the input port are </w:t>
+      </w:r>
+      <w:proofErr w:type="gramStart"/>
+      <w:r>
+        <w:t>100 ,</w:t>
+      </w:r>
+      <w:proofErr w:type="gramEnd"/>
+      <w:r>
+        <w:t>100,200,200,330 ohm respectively.</w:t>
+      </w:r>
+    </w:p>
+    <w:p>
+      <w:pPr>
+        <w:keepNext/>
+      </w:pPr>
+      <w:r>
+        <w:rPr>
+          <w:noProof/>
+        </w:rPr>
+        <w:lastRenderedPageBreak/>
+        <w:drawing>
+          <wp:inline distT="0" distB="0" distL="0" distR="0" wp14:anchorId="1620BF16" wp14:editId="7D503609">
+            <wp:extent cx="5943600" cy="2819400"/>
+            <wp:effectExtent l="0" t="0" r="0" b="0"/>
+            <wp:docPr id="649346886" name="Picture 1"/>
+            <wp:cNvGraphicFramePr>
+              <a:graphicFrameLocks xmlns:a="http://schemas.openxmlformats.org/drawingml/2006/main" noChangeAspect="1"/>
+            </wp:cNvGraphicFramePr>
+            <a:graphic xmlns:a="http://schemas.openxmlformats.org/drawingml/2006/main">
+              <a:graphicData uri="http://schemas.openxmlformats.org/drawingml/2006/picture">
+                <pic:pic xmlns:pic="http://schemas.openxmlformats.org/drawingml/2006/picture">
+                  <pic:nvPicPr>
+                    <pic:cNvPr id="649346886" name=""/>
+                    <pic:cNvPicPr/>
+                  </pic:nvPicPr>
+                  <pic:blipFill>
+                    <a:blip r:embed="rId21"/>
+                    <a:stretch>
+                      <a:fillRect/>
+                    </a:stretch>
+                  </pic:blipFill>
+                  <pic:spPr>
+                    <a:xfrm>
+                      <a:off x="0" y="0"/>
+                      <a:ext cx="5943600" cy="2819400"/>
+                    </a:xfrm>
+                    <a:prstGeom prst="rect">
+                      <a:avLst/>
+                    </a:prstGeom>
+                  </pic:spPr>
+                </pic:pic>
+              </a:graphicData>
+            </a:graphic>
+          </wp:inline>
+        </w:drawing>
+      </w:r>
+    </w:p>
+    <w:p>
+      <w:pPr>
+        <w:keepNext/>
+      </w:pPr>
+      <w:r>
+        <w:rPr>
+          <w:noProof/>
+        </w:rPr>
+        <w:drawing>
+          <wp:inline distT="0" distB="0" distL="0" distR="0" wp14:anchorId="4F5BFFFB" wp14:editId="2012BF0B">
+            <wp:extent cx="5943600" cy="2800985"/>
+            <wp:effectExtent l="0" t="0" r="0" b="0"/>
+            <wp:docPr id="2131973926" name="Picture 1"/>
+            <wp:cNvGraphicFramePr>
+              <a:graphicFrameLocks xmlns:a="http://schemas.openxmlformats.org/drawingml/2006/main" noChangeAspect="1"/>
+            </wp:cNvGraphicFramePr>
+            <a:graphic xmlns:a="http://schemas.openxmlformats.org/drawingml/2006/main">
+              <a:graphicData uri="http://schemas.openxmlformats.org/drawingml/2006/picture">
+                <pic:pic xmlns:pic="http://schemas.openxmlformats.org/drawingml/2006/picture">
+                  <pic:nvPicPr>
+                    <pic:cNvPr id="2131973926" name=""/>
+                    <pic:cNvPicPr/>
+                  </pic:nvPicPr>
+                  <pic:blipFill>
+                    <a:blip r:embed="rId22"/>
+                    <a:stretch>
+                      <a:fillRect/>
+                    </a:stretch>
+                  </pic:blipFill>
+                  <pic:spPr>
+                    <a:xfrm>
+                      <a:off x="0" y="0"/>
+                      <a:ext cx="5943600" cy="2800985"/>
+                    </a:xfrm>
+                    <a:prstGeom prst="rect">
+                      <a:avLst/>
+                    </a:prstGeom>
+                  </pic:spPr>
+                </pic:pic>
+              </a:graphicData>
+            </a:graphic>
+          </wp:inline>
+        </w:drawing>
+      </w:r>
+    </w:p>
+    <w:p>
+      <w:pPr>
+        <w:pStyle w:val="Caption"/>
+      </w:pPr>
+      <w:r>
+        <w:t xml:space="preserve">Figure </w:t>
+      </w:r>
+      <w:fldSimple w:instr=" SEQ Figure \* ARABIC ">
+        <w:r>
+          <w:rPr>
+            <w:noProof/>
+          </w:rPr>
+          <w:t>9</w:t>
+        </w:r>
+      </w:fldSimple>
+      <w:r>
+        <w:t>.</w:t>
+      </w:r>
+      <w:r>
+        <w:t xml:space="preserve">The S parameters of WPD, the resistors from output port to the input port are </w:t>
+      </w:r>
+      <w:proofErr w:type="gramStart"/>
+      <w:r>
+        <w:t>100 ,</w:t>
+      </w:r>
+      <w:proofErr w:type="gramEnd"/>
+      <w:r>
+        <w:t>100,200,200,</w:t>
+      </w:r>
+      <w:r>
+        <w:t>20</w:t>
+      </w:r>
+      <w:r>
+        <w:t>0 ohm respectively.</w:t>
+      </w:r>
+    </w:p>
+    <w:p/>
+    <w:p/>
+    <w:p/>
+    <w:p/>
+    <w:p/>
+    <w:p/>
+    <w:p/>
+    <w:p/>
+    <w:p/>
+    <w:p/>
+    <w:p/>
+    <w:p/>
+    <w:p/>
+    <w:p/>
+    <w:p>
+      <w:r>
+        <w:t># -*- coding: utf-8 -*-</w:t>
+      </w:r>
+    </w:p>
+    <w:p>
+      <w:r>
+        <w:t>"""</w:t>
+      </w:r>
+    </w:p>
+    <w:p>
+      <w:r>
+        <w:t>Created on Tue Aug 25 12:28:48 2026</w:t>
+      </w:r>
+    </w:p>
+    <w:p/>
+    <w:p>
+      <w:proofErr w:type="gramStart"/>
+      <w:r>
+        <w:t>@author</w:t>
+      </w:r>
+      <w:proofErr w:type="gramEnd"/>
+      <w:r>
+        <w:t>: mmwave</w:t>
+      </w:r>
+    </w:p>
+    <w:p>
+      <w:r>
+        <w:t>"""</w:t>
+      </w:r>
+    </w:p>
+    <w:p>
+      <w:proofErr w:type="spellStart"/>
+      <w:r>
+        <w:t>get_</w:t>
+      </w:r>
+      <w:proofErr w:type="gramStart"/>
+      <w:r>
+        <w:t>ipython</w:t>
+      </w:r>
+      <w:proofErr w:type="spellEnd"/>
+      <w:r>
+        <w:t>().</w:t>
+      </w:r>
+      <w:proofErr w:type="spellStart"/>
+      <w:r>
+        <w:t>run</w:t>
+      </w:r>
+      <w:proofErr w:type="gramEnd"/>
+      <w:r>
+        <w:t>_line_</w:t>
+      </w:r>
+      <w:proofErr w:type="gramStart"/>
+      <w:r>
+        <w:t>magic</w:t>
+      </w:r>
+      <w:proofErr w:type="spellEnd"/>
+      <w:r>
+        <w:t>(</w:t>
+      </w:r>
+      <w:proofErr w:type="gramEnd"/>
+      <w:r>
+        <w:t>'reset', '-sf</w:t>
+      </w:r>
+      <w:proofErr w:type="gramStart"/>
+      <w:r>
+        <w:t>') #</w:t>
+      </w:r>
+      <w:proofErr w:type="gramEnd"/>
+      <w:r>
+        <w:t xml:space="preserve"> </w:t>
+      </w:r>
+      <w:proofErr w:type="spellStart"/>
+      <w:r>
+        <w:t>noqa</w:t>
+      </w:r>
+      <w:proofErr w:type="spellEnd"/>
+    </w:p>
+    <w:p>
+      <w:proofErr w:type="gramStart"/>
+      <w:r>
+        <w:t>import</w:t>
+      </w:r>
+      <w:proofErr w:type="gramEnd"/>
+      <w:r>
+        <w:t xml:space="preserve"> </w:t>
+      </w:r>
+      <w:proofErr w:type="spellStart"/>
+      <w:r>
+        <w:t>numpy</w:t>
+      </w:r>
+      <w:proofErr w:type="spellEnd"/>
+      <w:r>
+        <w:t xml:space="preserve"> as np</w:t>
+      </w:r>
+    </w:p>
+    <w:p/>
+    <w:p>
+      <w:r>
+        <w:t># %% trace1;</w:t>
+      </w:r>
+    </w:p>
+    <w:p>
+      <w:pPr>
+        <w:rPr>
+          <w:rFonts w:hint="eastAsia"/>
+        </w:rPr>
+      </w:pPr>
+      <w:r>
+        <w:t>Width_T0 = 42.6;</w:t>
+      </w:r>
+      <w:r>
+        <w:t xml:space="preserve"> </w:t>
+      </w:r>
+    </w:p>
+    <w:p>
+      <w:r>
+        <w:t>Width_T1 = 10.5549;</w:t>
+      </w:r>
+    </w:p>
+    <w:p>
+      <w:r>
+        <w:t>L1 = 255.54;</w:t>
+      </w:r>
+    </w:p>
+    <w:p>
+      <w:proofErr w:type="spellStart"/>
+      <w:r>
+        <w:t>W_pad_x</w:t>
+      </w:r>
+      <w:proofErr w:type="spellEnd"/>
+      <w:r>
+        <w:t xml:space="preserve"> = 25.2;</w:t>
+      </w:r>
+    </w:p>
+    <w:p>
+      <w:proofErr w:type="spellStart"/>
+      <w:r>
+        <w:t>W_pad_y</w:t>
+      </w:r>
+      <w:proofErr w:type="spellEnd"/>
+      <w:r>
+        <w:t xml:space="preserve"> = 21.26;</w:t>
+      </w:r>
+    </w:p>
+    <w:p>
+      <w:proofErr w:type="spellStart"/>
+      <w:r>
+        <w:t>yc_pad</w:t>
+      </w:r>
+      <w:proofErr w:type="spellEnd"/>
+      <w:r>
+        <w:t>= 20.08;</w:t>
+      </w:r>
+    </w:p>
+    <w:p>
+      <w:r>
+        <w:t>Y1_right = 20.08</w:t>
+      </w:r>
+    </w:p>
+    <w:p>
+      <w:r>
+        <w:t>X1_right = -1/2*</w:t>
+      </w:r>
+      <w:proofErr w:type="spellStart"/>
+      <w:r>
+        <w:t>W_pad_x</w:t>
+      </w:r>
+      <w:proofErr w:type="spellEnd"/>
+      <w:r>
+        <w:t>+ 1/2*Width_T1</w:t>
+      </w:r>
+    </w:p>
+    <w:p/>
+    <w:p>
+      <w:r>
+        <w:t xml:space="preserve">L1_m = L1-2*Y1_right- </w:t>
+      </w:r>
+      <w:proofErr w:type="spellStart"/>
+      <w:r>
+        <w:t>np.abs</w:t>
+      </w:r>
+      <w:proofErr w:type="spellEnd"/>
+      <w:r>
+        <w:t>(X1_right)</w:t>
+      </w:r>
+    </w:p>
+    <w:p>
+      <w:r>
+        <w:t>R1_m =L1_m/</w:t>
+      </w:r>
+      <w:proofErr w:type="spellStart"/>
+      <w:r>
+        <w:t>np.pi</w:t>
+      </w:r>
+      <w:proofErr w:type="spellEnd"/>
+      <w:r>
+        <w:t>;</w:t>
+      </w:r>
+    </w:p>
+    <w:p>
+      <w:r>
+        <w:t>X1_left = -2*R1_m+X1_right</w:t>
+      </w:r>
+    </w:p>
+    <w:p>
+      <w:r>
+        <w:lastRenderedPageBreak/>
+        <w:t xml:space="preserve">Y1_left </w:t>
+      </w:r>
+      <w:proofErr w:type="gramStart"/>
+      <w:r>
+        <w:t>=  Y</w:t>
+      </w:r>
+      <w:proofErr w:type="gramEnd"/>
+      <w:r>
+        <w:t>1_right</w:t>
+      </w:r>
+    </w:p>
+    <w:p>
+      <w:r>
+        <w:t>X1_C = X1_right - R1_m</w:t>
+      </w:r>
+    </w:p>
+    <w:p>
+      <w:r>
+        <w:t>Y1_C = Y1_left</w:t>
+      </w:r>
+    </w:p>
+    <w:p>
+      <w:proofErr w:type="spellStart"/>
+      <w:r>
+        <w:t>X_in</w:t>
+      </w:r>
+      <w:proofErr w:type="spellEnd"/>
+      <w:r>
+        <w:t xml:space="preserve"> = X1_left - Width_T0/2+Width_T1/2 </w:t>
+      </w:r>
+    </w:p>
+    <w:p>
+      <w:r>
+        <w:t xml:space="preserve"># print(f"X1_left={X1_left:.4f} </w:t>
+      </w:r>
+      <w:proofErr w:type="gramStart"/>
+      <w:r>
+        <w:t>mil,Y</w:t>
+      </w:r>
+      <w:proofErr w:type="gramEnd"/>
+      <w:r>
+        <w:t>1_left={Y1_left:.4f} mil</w:t>
+      </w:r>
+      <w:proofErr w:type="gramStart"/>
+      <w:r>
+        <w:t>" )</w:t>
+      </w:r>
+      <w:proofErr w:type="gramEnd"/>
+    </w:p>
+    <w:p>
+      <w:r>
+        <w:t xml:space="preserve"># print(f"X1_right={X1_right:.4f} </w:t>
+      </w:r>
+      <w:proofErr w:type="gramStart"/>
+      <w:r>
+        <w:t>mil,Y</w:t>
+      </w:r>
+      <w:proofErr w:type="gramEnd"/>
+      <w:r>
+        <w:t>1_right={Y1_right:.4f} mil</w:t>
+      </w:r>
+      <w:proofErr w:type="gramStart"/>
+      <w:r>
+        <w:t>" )</w:t>
+      </w:r>
+      <w:proofErr w:type="gramEnd"/>
+    </w:p>
+    <w:p>
+      <w:r>
+        <w:t xml:space="preserve"># print(f"X1_C={X1_C:.4f} </w:t>
+      </w:r>
+      <w:proofErr w:type="gramStart"/>
+      <w:r>
+        <w:t>mil,Y</w:t>
+      </w:r>
+      <w:proofErr w:type="gramEnd"/>
+      <w:r>
+        <w:t>1_C={Y1_C:.4f} mil</w:t>
+      </w:r>
+      <w:proofErr w:type="gramStart"/>
+      <w:r>
+        <w:t>" )</w:t>
+      </w:r>
+      <w:proofErr w:type="gramEnd"/>
+    </w:p>
+    <w:p/>
+    <w:p>
+      <w:r>
+        <w:t># trace2;</w:t>
+      </w:r>
+    </w:p>
+    <w:p>
+      <w:r>
+        <w:t>Width_T2 = 13.88;</w:t>
+      </w:r>
+    </w:p>
+    <w:p>
+      <w:r>
+        <w:t>L2 = 253.7;</w:t>
+      </w:r>
+    </w:p>
+    <w:p>
+      <w:r>
+        <w:t>theta_trace_2 =3*</w:t>
+      </w:r>
+      <w:proofErr w:type="spellStart"/>
+      <w:r>
+        <w:t>np.pi</w:t>
+      </w:r>
+      <w:proofErr w:type="spellEnd"/>
+      <w:r>
+        <w:t>/3</w:t>
+      </w:r>
+    </w:p>
+    <w:p>
+      <w:r>
+        <w:t>theta_trace_2_degree = theta_trace_2*180/</w:t>
+      </w:r>
+      <w:proofErr w:type="spellStart"/>
+      <w:r>
+        <w:t>np.pi</w:t>
+      </w:r>
+      <w:proofErr w:type="spellEnd"/>
+    </w:p>
+    <w:p>
+      <w:r>
+        <w:t>X2_left=Width_T1/2+Width_T2/2+3.5+X1_right</w:t>
+      </w:r>
+    </w:p>
+    <w:p>
+      <w:r>
+        <w:t xml:space="preserve">Y2_left = </w:t>
+      </w:r>
+      <w:proofErr w:type="spellStart"/>
+      <w:r>
+        <w:t>yc_pad-W_pad_y</w:t>
+      </w:r>
+      <w:proofErr w:type="spellEnd"/>
+      <w:r>
+        <w:t>/2+Width_T2/2</w:t>
+      </w:r>
+    </w:p>
+    <w:p>
+      <w:r>
+        <w:t>Y2_right= Y2_left</w:t>
+      </w:r>
+    </w:p>
+    <w:p/>
+    <w:p>
+      <w:r>
+        <w:t xml:space="preserve">L2_m = L2 - 2 * Y2_right - X2_left - (-Width_T2 / 2 + </w:t>
+      </w:r>
+      <w:proofErr w:type="spellStart"/>
+      <w:r>
+        <w:t>W_pad_x</w:t>
+      </w:r>
+      <w:proofErr w:type="spellEnd"/>
+      <w:r>
+        <w:t xml:space="preserve"> / 2)</w:t>
+      </w:r>
+    </w:p>
+    <w:p>
+      <w:r>
+        <w:t>R2_m = L2_m/theta_trace_2;</w:t>
+      </w:r>
+    </w:p>
+    <w:p>
+      <w:r>
+        <w:t>X2_right= X2_left + 2*R2_m*</w:t>
+      </w:r>
+      <w:proofErr w:type="spellStart"/>
+      <w:r>
+        <w:t>np.sin</w:t>
+      </w:r>
+      <w:proofErr w:type="spellEnd"/>
+      <w:r>
+        <w:t>(1/2*theta_trace_2)</w:t>
+      </w:r>
+    </w:p>
+    <w:p>
+      <w:r>
+        <w:t>X2_C= X2_left + R2_m*</w:t>
+      </w:r>
+      <w:proofErr w:type="spellStart"/>
+      <w:r>
+        <w:t>np.sin</w:t>
+      </w:r>
+      <w:proofErr w:type="spellEnd"/>
+      <w:r>
+        <w:t>(1/2*theta_trace_2)</w:t>
+      </w:r>
+    </w:p>
+    <w:p>
+      <w:r>
+        <w:t>Y2_C= Y2_left -R2_m*</w:t>
+      </w:r>
+      <w:proofErr w:type="spellStart"/>
+      <w:r>
+        <w:t>np.cos</w:t>
+      </w:r>
+      <w:proofErr w:type="spellEnd"/>
+      <w:r>
+        <w:t>(1/2*theta_trace_2)</w:t>
+      </w:r>
+    </w:p>
+    <w:p>
+      <w:r>
+        <w:t>X_2R = X2_right-Width_T2/2+W_pad_x/2</w:t>
+      </w:r>
+    </w:p>
+    <w:p/>
+    <w:p>
+      <w:r>
+        <w:t xml:space="preserve"># print(f"X2_left={X2_left:.4f} </w:t>
+      </w:r>
+      <w:proofErr w:type="gramStart"/>
+      <w:r>
+        <w:t>mil,Y</w:t>
+      </w:r>
+      <w:proofErr w:type="gramEnd"/>
+      <w:r>
+        <w:t>2_left={Y2_left:.4f} mil</w:t>
+      </w:r>
+      <w:proofErr w:type="gramStart"/>
+      <w:r>
+        <w:t>" )</w:t>
+      </w:r>
+      <w:proofErr w:type="gramEnd"/>
+    </w:p>
+    <w:p>
+      <w:r>
+        <w:t xml:space="preserve"># print(f"X2_right={X2_right:.4f} </w:t>
+      </w:r>
+      <w:proofErr w:type="gramStart"/>
+      <w:r>
+        <w:t>mil,Y</w:t>
+      </w:r>
+      <w:proofErr w:type="gramEnd"/>
+      <w:r>
+        <w:t>2_right={Y2_right:.4f} mil</w:t>
+      </w:r>
+      <w:proofErr w:type="gramStart"/>
+      <w:r>
+        <w:t>" )</w:t>
+      </w:r>
+      <w:proofErr w:type="gramEnd"/>
+    </w:p>
+    <w:p>
+      <w:r>
+        <w:t xml:space="preserve"># print(f"X2_C={X2_C:.4f} </w:t>
+      </w:r>
+      <w:proofErr w:type="gramStart"/>
+      <w:r>
+        <w:t>mil,Y</w:t>
+      </w:r>
+      <w:proofErr w:type="gramEnd"/>
+      <w:r>
+        <w:t>2_C={Y2_C:.4f} mil</w:t>
+      </w:r>
+      <w:proofErr w:type="gramStart"/>
+      <w:r>
+        <w:t>" )</w:t>
+      </w:r>
+      <w:proofErr w:type="gramEnd"/>
+    </w:p>
+    <w:p>
+      <w:r>
+        <w:t xml:space="preserve"># </w:t>
+      </w:r>
+      <w:proofErr w:type="gramStart"/>
+      <w:r>
+        <w:t>print(</w:t>
+      </w:r>
+      <w:proofErr w:type="spellStart"/>
+      <w:proofErr w:type="gramEnd"/>
+      <w:r>
+        <w:t>f"incident</w:t>
+      </w:r>
+      <w:proofErr w:type="spellEnd"/>
+      <w:r>
+        <w:t xml:space="preserve"> angle = {theta_trace_2_degree:.5f} degree")</w:t>
+      </w:r>
+    </w:p>
+    <w:p/>
+    <w:p/>
+    <w:p>
+      <w:r>
+        <w:t># %%trace3;</w:t>
+      </w:r>
+    </w:p>
+    <w:p>
+      <w:r>
+        <w:t>Width_T3 = 21.85;</w:t>
+      </w:r>
+    </w:p>
+    <w:p>
+      <w:r>
+        <w:t>L3 = 250.5;</w:t>
+      </w:r>
+    </w:p>
+    <w:p>
+      <w:r>
+        <w:t>theta_trace_3 =3*</w:t>
+      </w:r>
+      <w:proofErr w:type="spellStart"/>
+      <w:r>
+        <w:t>np.pi</w:t>
+      </w:r>
+      <w:proofErr w:type="spellEnd"/>
+      <w:r>
+        <w:t>/3</w:t>
+      </w:r>
+    </w:p>
+    <w:p>
+      <w:r>
+        <w:t>theta_trace_3_degree = theta_trace_3*180/</w:t>
+      </w:r>
+      <w:proofErr w:type="spellStart"/>
+      <w:r>
+        <w:t>np.pi</w:t>
+      </w:r>
+      <w:proofErr w:type="spellEnd"/>
+    </w:p>
+    <w:p>
+      <w:r>
+        <w:t>X3_left=Width_T2/2+Width_T3/2+3.5+X2_right</w:t>
+      </w:r>
+    </w:p>
+    <w:p>
+      <w:r>
+        <w:t xml:space="preserve">Y3_left = </w:t>
+      </w:r>
+      <w:proofErr w:type="spellStart"/>
+      <w:r>
+        <w:t>yc_pad-W_pad_y</w:t>
+      </w:r>
+      <w:proofErr w:type="spellEnd"/>
+      <w:r>
+        <w:t>/2+Width_T3/2</w:t>
+      </w:r>
+    </w:p>
+    <w:p>
+      <w:r>
+        <w:t>Y3_right= Y3_left</w:t>
+      </w:r>
+    </w:p>
+    <w:p/>
+    <w:p>
+      <w:r>
+        <w:t xml:space="preserve">L3_m = L3 - 2 * Y3_right - (X3_left-X_2R) - (-Width_T3 / 2 + </w:t>
+      </w:r>
+      <w:proofErr w:type="spellStart"/>
+      <w:r>
+        <w:t>W_pad_x</w:t>
+      </w:r>
+      <w:proofErr w:type="spellEnd"/>
+      <w:r>
+        <w:t xml:space="preserve"> / 2)</w:t>
+      </w:r>
+    </w:p>
+    <w:p>
+      <w:r>
+        <w:t>R3_m = L3_m/theta_trace_3;</w:t>
+      </w:r>
+    </w:p>
+    <w:p>
+      <w:r>
+        <w:t>X3_right= X3_left + 2*R3_m*</w:t>
+      </w:r>
+      <w:proofErr w:type="spellStart"/>
+      <w:r>
+        <w:t>np.sin</w:t>
+      </w:r>
+      <w:proofErr w:type="spellEnd"/>
+      <w:r>
+        <w:t>(1/2*theta_trace_3)</w:t>
+      </w:r>
+    </w:p>
+    <w:p>
+      <w:r>
+        <w:t>X3_C= X3_left + R3_m*</w:t>
+      </w:r>
+      <w:proofErr w:type="spellStart"/>
+      <w:r>
+        <w:t>np.sin</w:t>
+      </w:r>
+      <w:proofErr w:type="spellEnd"/>
+      <w:r>
+        <w:t>(1/2*theta_trace_3)</w:t>
+      </w:r>
+    </w:p>
+    <w:p>
+      <w:r>
+        <w:t>Y3_C= Y3_left -R3_m*</w:t>
+      </w:r>
+      <w:proofErr w:type="spellStart"/>
+      <w:r>
+        <w:t>np.cos</w:t>
+      </w:r>
+      <w:proofErr w:type="spellEnd"/>
+      <w:r>
+        <w:t>(1/2*theta_trace_3)</w:t>
+      </w:r>
+    </w:p>
+    <w:p>
+      <w:r>
+        <w:t>X_3R = X3_right-Width_T3/2+W_pad_x/2</w:t>
+      </w:r>
+    </w:p>
+    <w:p/>
+    <w:p>
+      <w:r>
+        <w:t xml:space="preserve"># print(f"X3_left={X3_left:.4f} </w:t>
+      </w:r>
+      <w:proofErr w:type="gramStart"/>
+      <w:r>
+        <w:t>mil,Y</w:t>
+      </w:r>
+      <w:proofErr w:type="gramEnd"/>
+      <w:r>
+        <w:t>3_left={Y3_left:.4f} mil</w:t>
+      </w:r>
+      <w:proofErr w:type="gramStart"/>
+      <w:r>
+        <w:t>" )</w:t>
+      </w:r>
+      <w:proofErr w:type="gramEnd"/>
+    </w:p>
+    <w:p>
+      <w:r>
+        <w:t xml:space="preserve"># print(f"X3_right={X3_right:.4f} </w:t>
+      </w:r>
+      <w:proofErr w:type="gramStart"/>
+      <w:r>
+        <w:t>mil,Y</w:t>
+      </w:r>
+      <w:proofErr w:type="gramEnd"/>
+      <w:r>
+        <w:t>3_right={Y3_right:.4f} mil</w:t>
+      </w:r>
+      <w:proofErr w:type="gramStart"/>
+      <w:r>
+        <w:t>" )</w:t>
+      </w:r>
+      <w:proofErr w:type="gramEnd"/>
+    </w:p>
+    <w:p>
+      <w:r>
+        <w:t xml:space="preserve"># print(f"X3_C={X3_C:.4f} </w:t>
+      </w:r>
+      <w:proofErr w:type="gramStart"/>
+      <w:r>
+        <w:t>mil,Y</w:t>
+      </w:r>
+      <w:proofErr w:type="gramEnd"/>
+      <w:r>
+        <w:t>3_C={Y3_C:.4f} mil</w:t>
+      </w:r>
+      <w:proofErr w:type="gramStart"/>
+      <w:r>
+        <w:t>" )</w:t>
+      </w:r>
+      <w:proofErr w:type="gramEnd"/>
+    </w:p>
+    <w:p>
+      <w:r>
+        <w:t xml:space="preserve"># </w:t>
+      </w:r>
+      <w:proofErr w:type="gramStart"/>
+      <w:r>
+        <w:t>print(</w:t>
+      </w:r>
+      <w:proofErr w:type="gramEnd"/>
+      <w:r>
+        <w:t>f"X_3R = {X_3R:.5f} mil")</w:t>
+      </w:r>
+    </w:p>
+    <w:p>
+      <w:r>
+        <w:t xml:space="preserve"># </w:t>
+      </w:r>
+      <w:proofErr w:type="gramStart"/>
+      <w:r>
+        <w:t>print(</w:t>
+      </w:r>
+      <w:proofErr w:type="spellStart"/>
+      <w:proofErr w:type="gramEnd"/>
+      <w:r>
+        <w:t>f"incident</w:t>
+      </w:r>
+      <w:proofErr w:type="spellEnd"/>
+      <w:r>
+        <w:t xml:space="preserve"> angle = {theta_trace_3_degree:.5f} degree")</w:t>
+      </w:r>
+    </w:p>
+    <w:p/>
+    <w:p>
+      <w:r>
+        <w:t># %% trace4;</w:t>
+      </w:r>
+    </w:p>
+    <w:p>
+      <w:r>
+        <w:t>Width_T4 = 32.3;</w:t>
+      </w:r>
+    </w:p>
+    <w:p>
+      <w:r>
+        <w:t>L4 = 247.15;</w:t>
+      </w:r>
+    </w:p>
+    <w:p>
+      <w:r>
+        <w:t>theta_trace_4 =4*</w:t>
+      </w:r>
+      <w:proofErr w:type="spellStart"/>
+      <w:r>
+        <w:t>np.pi</w:t>
+      </w:r>
+      <w:proofErr w:type="spellEnd"/>
+      <w:r>
+        <w:t>/5</w:t>
+      </w:r>
+    </w:p>
+    <w:p>
+      <w:r>
+        <w:t>theta_trace_4_degree = theta_trace_4*180/</w:t>
+      </w:r>
+      <w:proofErr w:type="spellStart"/>
+      <w:r>
+        <w:t>np.pi</w:t>
+      </w:r>
+      <w:proofErr w:type="spellEnd"/>
+    </w:p>
+    <w:p>
+      <w:r>
+        <w:t>X4_left=Width_T3/2+Width_T4/2+3.5+X3_right</w:t>
+      </w:r>
+    </w:p>
+    <w:p>
+      <w:r>
+        <w:lastRenderedPageBreak/>
+        <w:t xml:space="preserve">Y4_left = </w:t>
+      </w:r>
+      <w:proofErr w:type="spellStart"/>
+      <w:r>
+        <w:t>yc_pad+W_pad_y</w:t>
+      </w:r>
+      <w:proofErr w:type="spellEnd"/>
+      <w:r>
+        <w:t>/2</w:t>
+      </w:r>
+    </w:p>
+    <w:p>
+      <w:r>
+        <w:t>Y4_right= Y4_left</w:t>
+      </w:r>
+    </w:p>
+    <w:p/>
+    <w:p>
+      <w:r>
+        <w:t xml:space="preserve">L4_m = L4 - 2 * Y4_right - (X4_left-X_3R) </w:t>
+      </w:r>
+    </w:p>
+    <w:p>
+      <w:r>
+        <w:t>R4_m = L4_m/theta_trace_4;</w:t>
+      </w:r>
+    </w:p>
+    <w:p>
+      <w:r>
+        <w:t>X4_right= X4_left + 2*R4_m*</w:t>
+      </w:r>
+      <w:proofErr w:type="spellStart"/>
+      <w:r>
+        <w:t>np.sin</w:t>
+      </w:r>
+      <w:proofErr w:type="spellEnd"/>
+      <w:r>
+        <w:t>(1/2*theta_trace_4)</w:t>
+      </w:r>
+    </w:p>
+    <w:p>
+      <w:r>
+        <w:t>X4_C= X4_left + R4_m*</w:t>
+      </w:r>
+      <w:proofErr w:type="spellStart"/>
+      <w:r>
+        <w:t>np.sin</w:t>
+      </w:r>
+      <w:proofErr w:type="spellEnd"/>
+      <w:r>
+        <w:t>(1/2*theta_trace_4)</w:t>
+      </w:r>
+    </w:p>
+    <w:p>
+      <w:r>
+        <w:t>Y4_C= Y4_left -R4_m*</w:t>
+      </w:r>
+      <w:proofErr w:type="spellStart"/>
+      <w:r>
+        <w:t>np.cos</w:t>
+      </w:r>
+      <w:proofErr w:type="spellEnd"/>
+      <w:r>
+        <w:t>(1/2*theta_trace_4)</w:t>
+      </w:r>
+    </w:p>
+    <w:p>
+      <w:r>
+        <w:t>X_4R = X4_right</w:t>
+      </w:r>
+    </w:p>
+    <w:p/>
+    <w:p>
+      <w:r>
+        <w:t xml:space="preserve"># print(f"X4_left={X4_left:.4f} </w:t>
+      </w:r>
+      <w:proofErr w:type="gramStart"/>
+      <w:r>
+        <w:t>mil,Y</w:t>
+      </w:r>
+      <w:proofErr w:type="gramEnd"/>
+      <w:r>
+        <w:t>4_left={Y4_left:.4f} mil</w:t>
+      </w:r>
+      <w:proofErr w:type="gramStart"/>
+      <w:r>
+        <w:t>" )</w:t>
+      </w:r>
+      <w:proofErr w:type="gramEnd"/>
+    </w:p>
+    <w:p>
+      <w:r>
+        <w:t xml:space="preserve"># print(f"X4_right={X4_right:.4f} </w:t>
+      </w:r>
+      <w:proofErr w:type="gramStart"/>
+      <w:r>
+        <w:t>mil,Y</w:t>
+      </w:r>
+      <w:proofErr w:type="gramEnd"/>
+      <w:r>
+        <w:t>4_right={Y4_right:.4f} mil</w:t>
+      </w:r>
+      <w:proofErr w:type="gramStart"/>
+      <w:r>
+        <w:t>" )</w:t>
+      </w:r>
+      <w:proofErr w:type="gramEnd"/>
+    </w:p>
+    <w:p>
+      <w:r>
+        <w:t xml:space="preserve"># print(f"X4_C={X4_C:.4f} </w:t>
+      </w:r>
+      <w:proofErr w:type="gramStart"/>
+      <w:r>
+        <w:t>mil,Y</w:t>
+      </w:r>
+      <w:proofErr w:type="gramEnd"/>
+      <w:r>
+        <w:t>4_C={Y4_C:.4f} mil</w:t>
+      </w:r>
+      <w:proofErr w:type="gramStart"/>
+      <w:r>
+        <w:t>" )</w:t>
+      </w:r>
+      <w:proofErr w:type="gramEnd"/>
+    </w:p>
+    <w:p>
+      <w:r>
+        <w:t xml:space="preserve"># </w:t>
+      </w:r>
+      <w:proofErr w:type="gramStart"/>
+      <w:r>
+        <w:t>print(</w:t>
+      </w:r>
+      <w:proofErr w:type="gramEnd"/>
+      <w:r>
+        <w:t>f"X_4R = {X_4R:.5f} mil")</w:t>
+      </w:r>
+    </w:p>
+    <w:p>
+      <w:r>
+        <w:t xml:space="preserve"># </w:t>
+      </w:r>
+      <w:proofErr w:type="gramStart"/>
+      <w:r>
+        <w:t>print(</w:t>
+      </w:r>
+      <w:proofErr w:type="spellStart"/>
+      <w:proofErr w:type="gramEnd"/>
+      <w:r>
+        <w:t>f"incident</w:t>
+      </w:r>
+      <w:proofErr w:type="spellEnd"/>
+      <w:r>
+        <w:t xml:space="preserve"> angle = {theta_trace_4_degree:.5f} degree")</w:t>
+      </w:r>
+    </w:p>
+    <w:p/>
+    <w:p>
+      <w:r>
+        <w:t># %% trace5;</w:t>
+      </w:r>
+    </w:p>
+    <w:p>
+      <w:r>
+        <w:t>Width_T5 = 39.92</w:t>
+      </w:r>
+    </w:p>
+    <w:p>
+      <w:r>
+        <w:t>L5 = 245.22</w:t>
+      </w:r>
+    </w:p>
+    <w:p>
+      <w:r>
+        <w:t>theta_trace_5 =2*</w:t>
+      </w:r>
+      <w:proofErr w:type="spellStart"/>
+      <w:r>
+        <w:t>np.pi</w:t>
+      </w:r>
+      <w:proofErr w:type="spellEnd"/>
+      <w:r>
+        <w:t>/3</w:t>
+      </w:r>
+    </w:p>
+    <w:p>
+      <w:r>
+        <w:t>theta_trace_5_degree = theta_trace_5*180/</w:t>
+      </w:r>
+      <w:proofErr w:type="spellStart"/>
+      <w:r>
+        <w:t>np.pi</w:t>
+      </w:r>
+      <w:proofErr w:type="spellEnd"/>
+    </w:p>
+    <w:p>
+      <w:r>
+        <w:t>X5_left=Width_T4/2+Width_T5/2+X4_right</w:t>
+      </w:r>
+    </w:p>
+    <w:p>
+      <w:r>
+        <w:t xml:space="preserve">Y5_left = </w:t>
+      </w:r>
+      <w:proofErr w:type="spellStart"/>
+      <w:r>
+        <w:t>yc_pad+W_pad_y</w:t>
+      </w:r>
+      <w:proofErr w:type="spellEnd"/>
+      <w:r>
+        <w:t>/2</w:t>
+      </w:r>
+    </w:p>
+    <w:p>
+      <w:r>
+        <w:t>Y5_right= Y5_left</w:t>
+      </w:r>
+    </w:p>
+    <w:p/>
+    <w:p>
+      <w:r>
+        <w:t xml:space="preserve">L5_m = L5 - 2 * Y5_right - (X5_left-X_4R) </w:t>
+      </w:r>
+    </w:p>
+    <w:p>
+      <w:r>
+        <w:t>R5_m = L5_m/theta_trace_5;</w:t>
+      </w:r>
+    </w:p>
+    <w:p>
+      <w:r>
+        <w:t>X5_right= X5_left + 2*R5_m*</w:t>
+      </w:r>
+      <w:proofErr w:type="spellStart"/>
+      <w:r>
+        <w:t>np.sin</w:t>
+      </w:r>
+      <w:proofErr w:type="spellEnd"/>
+      <w:r>
+        <w:t>(1/2*theta_trace_5)</w:t>
+      </w:r>
+    </w:p>
+    <w:p>
+      <w:r>
+        <w:t>X5_C= X5_left + R5_m*</w:t>
+      </w:r>
+      <w:proofErr w:type="spellStart"/>
+      <w:r>
+        <w:t>np.sin</w:t>
+      </w:r>
+      <w:proofErr w:type="spellEnd"/>
+      <w:r>
+        <w:t>(1/2*theta_trace_5)</w:t>
+      </w:r>
+    </w:p>
+    <w:p>
+      <w:r>
+        <w:lastRenderedPageBreak/>
+        <w:t>Y5_C= Y5_left -R5_m*</w:t>
+      </w:r>
+      <w:proofErr w:type="spellStart"/>
+      <w:r>
+        <w:t>np.cos</w:t>
+      </w:r>
+      <w:proofErr w:type="spellEnd"/>
+      <w:r>
+        <w:t>(1/2*theta_trace_5)</w:t>
+      </w:r>
+    </w:p>
+    <w:p>
+      <w:r>
+        <w:t>X_5R = X5_right</w:t>
+      </w:r>
+    </w:p>
+    <w:p/>
+    <w:p>
+      <w:r>
+        <w:t>print</w:t>
+      </w:r>
+      <w:proofErr w:type="gramStart"/>
+      <w:r>
+        <w:t>(f</w:t>
+      </w:r>
+      <w:proofErr w:type="gramEnd"/>
+      <w:r>
+        <w:t xml:space="preserve">"X5_left={X5_left:.4f} </w:t>
+      </w:r>
+      <w:proofErr w:type="gramStart"/>
+      <w:r>
+        <w:t>mil,Y</w:t>
+      </w:r>
+      <w:proofErr w:type="gramEnd"/>
+      <w:r>
+        <w:t>5_left={Y5_left:.4f} mil</w:t>
+      </w:r>
+      <w:proofErr w:type="gramStart"/>
+      <w:r>
+        <w:t>" )</w:t>
+      </w:r>
+      <w:proofErr w:type="gramEnd"/>
+    </w:p>
+    <w:p>
+      <w:r>
+        <w:t>print</w:t>
+      </w:r>
+      <w:proofErr w:type="gramStart"/>
+      <w:r>
+        <w:t>(f</w:t>
+      </w:r>
+      <w:proofErr w:type="gramEnd"/>
+      <w:r>
+        <w:t xml:space="preserve">"X5_right={X5_right:.4f} </w:t>
+      </w:r>
+      <w:proofErr w:type="gramStart"/>
+      <w:r>
+        <w:t>mil,Y</w:t>
+      </w:r>
+      <w:proofErr w:type="gramEnd"/>
+      <w:r>
+        <w:t>5_right={Y5_right:.4f} mil</w:t>
+      </w:r>
+      <w:proofErr w:type="gramStart"/>
+      <w:r>
+        <w:t>" )</w:t>
+      </w:r>
+      <w:proofErr w:type="gramEnd"/>
+    </w:p>
+    <w:p>
+      <w:r>
+        <w:t xml:space="preserve">print(f"X5_C={X5_C:.4f} </w:t>
+      </w:r>
+      <w:proofErr w:type="gramStart"/>
+      <w:r>
+        <w:t>mil,Y</w:t>
+      </w:r>
+      <w:proofErr w:type="gramEnd"/>
+      <w:r>
+        <w:t>5_C={Y5_C:.4f} mil</w:t>
+      </w:r>
+      <w:proofErr w:type="gramStart"/>
+      <w:r>
+        <w:t>" )</w:t>
+      </w:r>
+      <w:proofErr w:type="gramEnd"/>
+    </w:p>
+    <w:p>
+      <w:proofErr w:type="gramStart"/>
+      <w:r>
+        <w:t>print(</w:t>
+      </w:r>
+      <w:proofErr w:type="gramEnd"/>
+      <w:r>
+        <w:t>f"X_5R = {X_5R:.5f} mil")</w:t>
+      </w:r>
+    </w:p>
+    <w:p>
+      <w:proofErr w:type="gramStart"/>
+      <w:r>
+        <w:t>print(</w:t>
+      </w:r>
+      <w:proofErr w:type="spellStart"/>
+      <w:proofErr w:type="gramEnd"/>
+      <w:r>
+        <w:t>f"incident</w:t>
+      </w:r>
+      <w:proofErr w:type="spellEnd"/>
+      <w:r>
+        <w:t xml:space="preserve"> angle = {theta_trace_5_degree:.5f} degree")</w:t>
+      </w:r>
+    </w:p>
+    <w:p/>
+    <w:p>
+      <w:pPr>
+        <w:keepNext/>
+      </w:pPr>
+      <w:r>
+        <w:drawing>
+          <wp:inline distT="0" distB="0" distL="0" distR="0" wp14:anchorId="5873F8D2" wp14:editId="1464BE32">
+            <wp:extent cx="5943600" cy="3164840"/>
+            <wp:effectExtent l="0" t="0" r="0" b="0"/>
+            <wp:docPr id="1408673" name="Picture 1"/>
+            <wp:cNvGraphicFramePr>
+              <a:graphicFrameLocks xmlns:a="http://schemas.openxmlformats.org/drawingml/2006/main" noChangeAspect="1"/>
+            </wp:cNvGraphicFramePr>
+            <a:graphic xmlns:a="http://schemas.openxmlformats.org/drawingml/2006/main">
+              <a:graphicData uri="http://schemas.openxmlformats.org/drawingml/2006/picture">
+                <pic:pic xmlns:pic="http://schemas.openxmlformats.org/drawingml/2006/picture">
+                  <pic:nvPicPr>
+                    <pic:cNvPr id="1408673" name=""/>
+                    <pic:cNvPicPr/>
+                  </pic:nvPicPr>
+                  <pic:blipFill>
+                    <a:blip r:embed="rId23"/>
+                    <a:stretch>
+                      <a:fillRect/>
+                    </a:stretch>
+                  </pic:blipFill>
+                  <pic:spPr>
+                    <a:xfrm>
+                      <a:off x="0" y="0"/>
+                      <a:ext cx="5943600" cy="3164840"/>
+                    </a:xfrm>
+                    <a:prstGeom prst="rect">
+                      <a:avLst/>
+                    </a:prstGeom>
+                  </pic:spPr>
+                </pic:pic>
+              </a:graphicData>
+            </a:graphic>
+          </wp:inline>
+        </w:drawing>
+      </w:r>
+    </w:p>
+    <w:p>
+      <w:pPr>
+        <w:pStyle w:val="Caption"/>
+      </w:pPr>
+      <w:r>
+        <w:t xml:space="preserve">Figure </w:t>
+      </w:r>
+      <w:fldSimple w:instr=" SEQ Figure \* ARABIC ">
+        <w:r>
+          <w:rPr>
+            <w:noProof/>
+          </w:rPr>
+          <w:t>10</w:t>
+        </w:r>
+      </w:fldSimple>
+      <w:r>
+        <w:t xml:space="preserve">. 4 stage </w:t>
+      </w:r>
+      <w:proofErr w:type="spellStart"/>
+      <w:r>
+        <w:t>wpd</w:t>
+      </w:r>
+      <w:proofErr w:type="spellEnd"/>
     </w:p>
     <w:sectPr>
       <w:pgSz w:w="12240" w:h="15840"/>
@@ -656,18 +3358,18 @@
 </file>
 
 <file path=word/numbering.xml><?xml version="1.0" encoding="utf-8"?>
-<w:numbering xmlns:wpc="http://schemas.microsoft.com/office/word/2010/wordprocessingCanvas" xmlns:cx="http://schemas.microsoft.com/office/drawing/2014/chartex" xmlns:cx1="http://schemas.microsoft.com/office/drawing/2015/9/8/chartex" xmlns:cx2="http://schemas.microsoft.com/office/drawing/2015/10/21/chartex" xmlns:cx3="http://schemas.microsoft.com/office/drawing/2016/5/9/chartex" xmlns:cx4="http://schemas.microsoft.com/office/drawing/2016/5/10/chartex" xmlns:cx5="http://schemas.microsoft.com/office/drawing/2016/5/11/chartex" xmlns:cx6="http://schemas.microsoft.com/office/drawing/2016/5/12/chartex" xmlns:cx7="http://schemas.microsoft.com/office/drawing/2016/5/13/chartex" xmlns:cx8="http://schemas.microsoft.com/office/drawing/2016/5/14/chartex" xmlns:mc="http://schemas.openxmlformats.org/markup-compatibility/2006" xmlns:aink="http://schemas.microsoft.com/office/drawing/2016/ink" xmlns:am3d="http://schemas.microsoft.com/office/drawing/2017/model3d" xmlns:o="urn:schemas-microsoft-com:office:office" xmlns:r="http://schemas.openxmlformats.org/officeDocument/2006/relationships" xmlns:m="http://schemas.openxmlformats.org/officeDocument/2006/math" xmlns:v="urn:schemas-microsoft-com:vml" xmlns:wp14="http://schemas.microsoft.com/office/word/2010/wordprocessingDrawing" xmlns:wp="http://schemas.openxmlformats.org/drawingml/2006/wordprocessingDrawing" xmlns:w10="urn:schemas-microsoft-com:office:word" xmlns:w="http://schemas.openxmlformats.org/wordprocessingml/2006/main" xmlns:w14="http://schemas.microsoft.com/office/word/2010/wordml" xmlns:w15="http://schemas.microsoft.com/office/word/2012/wordml" xmlns:w16cid="http://schemas.microsoft.com/office/word/2016/wordml/cid" xmlns:w16se="http://schemas.microsoft.com/office/word/2015/wordml/symex" xmlns:wpg="http://schemas.microsoft.com/office/word/2010/wordprocessingGroup" xmlns:wpi="http://schemas.microsoft.com/office/word/2010/wordprocessingInk" xmlns:wne="http://schemas.microsoft.com/office/word/2006/wordml" xmlns:wps="http://schemas.microsoft.com/office/word/2010/wordprocessingShape" mc:Ignorable="w14 w15 w16se w16cid wp14">
+<w:numbering xmlns:wpc="http://schemas.microsoft.com/office/word/2010/wordprocessingCanvas" xmlns:cx="http://schemas.microsoft.com/office/drawing/2014/chartex" xmlns:cx1="http://schemas.microsoft.com/office/drawing/2015/9/8/chartex" xmlns:cx2="http://schemas.microsoft.com/office/drawing/2015/10/21/chartex" xmlns:cx3="http://schemas.microsoft.com/office/drawing/2016/5/9/chartex" xmlns:cx4="http://schemas.microsoft.com/office/drawing/2016/5/10/chartex" xmlns:cx5="http://schemas.microsoft.com/office/drawing/2016/5/11/chartex" xmlns:cx6="http://schemas.microsoft.com/office/drawing/2016/5/12/chartex" xmlns:cx7="http://schemas.microsoft.com/office/drawing/2016/5/13/chartex" xmlns:cx8="http://schemas.microsoft.com/office/drawing/2016/5/14/chartex" xmlns:mc="http://schemas.openxmlformats.org/markup-compatibility/2006" xmlns:aink="http://schemas.microsoft.com/office/drawing/2016/ink" xmlns:am3d="http://schemas.microsoft.com/office/drawing/2017/model3d" xmlns:o="urn:schemas-microsoft-com:office:office" xmlns:oel="http://schemas.microsoft.com/office/2019/extlst" xmlns:r="http://schemas.openxmlformats.org/officeDocument/2006/relationships" xmlns:m="http://schemas.openxmlformats.org/officeDocument/2006/math" xmlns:v="urn:schemas-microsoft-com:vml" xmlns:wp14="http://schemas.microsoft.com/office/word/2010/wordprocessingDrawing" xmlns:wp="http://schemas.openxmlformats.org/drawingml/2006/wordprocessingDrawing" xmlns:w10="urn:schemas-microsoft-com:office:word" xmlns:w="http://schemas.openxmlformats.org/wordprocessingml/2006/main" xmlns:w14="http://schemas.microsoft.com/office/word/2010/wordml" xmlns:w15="http://schemas.microsoft.com/office/word/2012/wordml" xmlns:w16cex="http://schemas.microsoft.com/office/word/2018/wordml/cex" xmlns:w16cid="http://schemas.microsoft.com/office/word/2016/wordml/cid" xmlns:w16="http://schemas.microsoft.com/office/word/2018/wordml" xmlns:w16du="http://schemas.microsoft.com/office/word/2023/wordml/word16du" xmlns:w16sdtdh="http://schemas.microsoft.com/office/word/2020/wordml/sdtdatahash" xmlns:w16sdtfl="http://schemas.microsoft.com/office/word/2024/wordml/sdtformatlock" xmlns:w16se="http://schemas.microsoft.com/office/word/2015/wordml/symex" xmlns:wpg="http://schemas.microsoft.com/office/word/2010/wordprocessingGroup" xmlns:wpi="http://schemas.microsoft.com/office/word/2010/wordprocessingInk" xmlns:wne="http://schemas.microsoft.com/office/word/2006/wordml" xmlns:wps="http://schemas.microsoft.com/office/word/2010/wordprocessingShape" mc:Ignorable="w14 w15 w16se w16cid w16 w16cex w16sdtdh w16sdtfl w16du wp14">
   <w:abstractNum w:abstractNumId="0" w15:restartNumberingAfterBreak="0">
-    <w:nsid w:val="31071051"/>
+    <w:nsid w:val="02564BE2"/>
     <w:multiLevelType w:val="hybridMultilevel"/>
-    <w:tmpl w:val="9ECA2F86"/>
-    <w:lvl w:ilvl="0" w:tplc="0409000F">
+    <w:tmpl w:val="AE24286A"/>
+    <w:lvl w:ilvl="0" w:tplc="ACC69402">
       <w:start w:val="1"/>
       <w:numFmt w:val="decimal"/>
       <w:lvlText w:val="%1."/>
       <w:lvlJc w:val="left"/>
       <w:pPr>
-        <w:ind w:left="720" w:hanging="360"/>
+        <w:ind w:left="1080" w:hanging="360"/>
       </w:pPr>
       <w:rPr>
         <w:rFonts w:hint="default"/>
@@ -679,7 +3381,7 @@
       <w:lvlText w:val="%2."/>
       <w:lvlJc w:val="left"/>
       <w:pPr>
-        <w:ind w:left="1440" w:hanging="360"/>
+        <w:ind w:left="1800" w:hanging="360"/>
       </w:pPr>
     </w:lvl>
     <w:lvl w:ilvl="2" w:tplc="0409001B" w:tentative="1">
@@ -688,7 +3390,7 @@
       <w:lvlText w:val="%3."/>
       <w:lvlJc w:val="right"/>
       <w:pPr>
-        <w:ind w:left="2160" w:hanging="180"/>
+        <w:ind w:left="2520" w:hanging="180"/>
       </w:pPr>
     </w:lvl>
     <w:lvl w:ilvl="3" w:tplc="0409000F" w:tentative="1">
@@ -697,7 +3399,7 @@
       <w:lvlText w:val="%4."/>
       <w:lvlJc w:val="left"/>
       <w:pPr>
-        <w:ind w:left="2880" w:hanging="360"/>
+        <w:ind w:left="3240" w:hanging="360"/>
       </w:pPr>
     </w:lvl>
     <w:lvl w:ilvl="4" w:tplc="04090019" w:tentative="1">
@@ -706,7 +3408,7 @@
       <w:lvlText w:val="%5."/>
       <w:lvlJc w:val="left"/>
       <w:pPr>
-        <w:ind w:left="3600" w:hanging="360"/>
+        <w:ind w:left="3960" w:hanging="360"/>
       </w:pPr>
     </w:lvl>
     <w:lvl w:ilvl="5" w:tplc="0409001B" w:tentative="1">
@@ -715,7 +3417,7 @@
       <w:lvlText w:val="%6."/>
       <w:lvlJc w:val="right"/>
       <w:pPr>
-        <w:ind w:left="4320" w:hanging="180"/>
+        <w:ind w:left="4680" w:hanging="180"/>
       </w:pPr>
     </w:lvl>
     <w:lvl w:ilvl="6" w:tplc="0409000F" w:tentative="1">
@@ -724,7 +3426,7 @@
       <w:lvlText w:val="%7."/>
       <w:lvlJc w:val="left"/>
       <w:pPr>
-        <w:ind w:left="5040" w:hanging="360"/>
+        <w:ind w:left="5400" w:hanging="360"/>
       </w:pPr>
     </w:lvl>
     <w:lvl w:ilvl="7" w:tplc="04090019" w:tentative="1">
@@ -733,7 +3435,7 @@
       <w:lvlText w:val="%8."/>
       <w:lvlJc w:val="left"/>
       <w:pPr>
-        <w:ind w:left="5760" w:hanging="360"/>
+        <w:ind w:left="6120" w:hanging="360"/>
       </w:pPr>
     </w:lvl>
     <w:lvl w:ilvl="8" w:tplc="0409001B" w:tentative="1">
@@ -742,18 +3444,378 @@
       <w:lvlText w:val="%9."/>
       <w:lvlJc w:val="right"/>
       <w:pPr>
-        <w:ind w:left="6480" w:hanging="180"/>
+        <w:ind w:left="6840" w:hanging="180"/>
       </w:pPr>
     </w:lvl>
   </w:abstractNum>
-  <w:num w:numId="1">
+  <w:abstractNum w:abstractNumId="1" w15:restartNumberingAfterBreak="0">
+    <w:nsid w:val="21696FC3"/>
+    <w:multiLevelType w:val="hybridMultilevel"/>
+    <w:tmpl w:val="CCF2F812"/>
+    <w:lvl w:ilvl="0" w:tplc="04090001">
+      <w:start w:val="1"/>
+      <w:numFmt w:val="bullet"/>
+      <w:lvlText w:val=""/>
+      <w:lvlJc w:val="left"/>
+      <w:pPr>
+        <w:ind w:left="1800" w:hanging="360"/>
+      </w:pPr>
+      <w:rPr>
+        <w:rFonts w:ascii="Symbol" w:hAnsi="Symbol" w:hint="default"/>
+      </w:rPr>
+    </w:lvl>
+    <w:lvl w:ilvl="1" w:tplc="04090003" w:tentative="1">
+      <w:start w:val="1"/>
+      <w:numFmt w:val="bullet"/>
+      <w:lvlText w:val="o"/>
+      <w:lvlJc w:val="left"/>
+      <w:pPr>
+        <w:ind w:left="2520" w:hanging="360"/>
+      </w:pPr>
+      <w:rPr>
+        <w:rFonts w:ascii="Courier New" w:hAnsi="Courier New" w:cs="Courier New" w:hint="default"/>
+      </w:rPr>
+    </w:lvl>
+    <w:lvl w:ilvl="2" w:tplc="04090005" w:tentative="1">
+      <w:start w:val="1"/>
+      <w:numFmt w:val="bullet"/>
+      <w:lvlText w:val=""/>
+      <w:lvlJc w:val="left"/>
+      <w:pPr>
+        <w:ind w:left="3240" w:hanging="360"/>
+      </w:pPr>
+      <w:rPr>
+        <w:rFonts w:ascii="Wingdings" w:hAnsi="Wingdings" w:hint="default"/>
+      </w:rPr>
+    </w:lvl>
+    <w:lvl w:ilvl="3" w:tplc="04090001" w:tentative="1">
+      <w:start w:val="1"/>
+      <w:numFmt w:val="bullet"/>
+      <w:lvlText w:val=""/>
+      <w:lvlJc w:val="left"/>
+      <w:pPr>
+        <w:ind w:left="3960" w:hanging="360"/>
+      </w:pPr>
+      <w:rPr>
+        <w:rFonts w:ascii="Symbol" w:hAnsi="Symbol" w:hint="default"/>
+      </w:rPr>
+    </w:lvl>
+    <w:lvl w:ilvl="4" w:tplc="04090003" w:tentative="1">
+      <w:start w:val="1"/>
+      <w:numFmt w:val="bullet"/>
+      <w:lvlText w:val="o"/>
+      <w:lvlJc w:val="left"/>
+      <w:pPr>
+        <w:ind w:left="4680" w:hanging="360"/>
+      </w:pPr>
+      <w:rPr>
+        <w:rFonts w:ascii="Courier New" w:hAnsi="Courier New" w:cs="Courier New" w:hint="default"/>
+      </w:rPr>
+    </w:lvl>
+    <w:lvl w:ilvl="5" w:tplc="04090005" w:tentative="1">
+      <w:start w:val="1"/>
+      <w:numFmt w:val="bullet"/>
+      <w:lvlText w:val=""/>
+      <w:lvlJc w:val="left"/>
+      <w:pPr>
+        <w:ind w:left="5400" w:hanging="360"/>
+      </w:pPr>
+      <w:rPr>
+        <w:rFonts w:ascii="Wingdings" w:hAnsi="Wingdings" w:hint="default"/>
+      </w:rPr>
+    </w:lvl>
+    <w:lvl w:ilvl="6" w:tplc="04090001" w:tentative="1">
+      <w:start w:val="1"/>
+      <w:numFmt w:val="bullet"/>
+      <w:lvlText w:val=""/>
+      <w:lvlJc w:val="left"/>
+      <w:pPr>
+        <w:ind w:left="6120" w:hanging="360"/>
+      </w:pPr>
+      <w:rPr>
+        <w:rFonts w:ascii="Symbol" w:hAnsi="Symbol" w:hint="default"/>
+      </w:rPr>
+    </w:lvl>
+    <w:lvl w:ilvl="7" w:tplc="04090003" w:tentative="1">
+      <w:start w:val="1"/>
+      <w:numFmt w:val="bullet"/>
+      <w:lvlText w:val="o"/>
+      <w:lvlJc w:val="left"/>
+      <w:pPr>
+        <w:ind w:left="6840" w:hanging="360"/>
+      </w:pPr>
+      <w:rPr>
+        <w:rFonts w:ascii="Courier New" w:hAnsi="Courier New" w:cs="Courier New" w:hint="default"/>
+      </w:rPr>
+    </w:lvl>
+    <w:lvl w:ilvl="8" w:tplc="04090005" w:tentative="1">
+      <w:start w:val="1"/>
+      <w:numFmt w:val="bullet"/>
+      <w:lvlText w:val=""/>
+      <w:lvlJc w:val="left"/>
+      <w:pPr>
+        <w:ind w:left="7560" w:hanging="360"/>
+      </w:pPr>
+      <w:rPr>
+        <w:rFonts w:ascii="Wingdings" w:hAnsi="Wingdings" w:hint="default"/>
+      </w:rPr>
+    </w:lvl>
+  </w:abstractNum>
+  <w:abstractNum w:abstractNumId="2" w15:restartNumberingAfterBreak="0">
+    <w:nsid w:val="31071051"/>
+    <w:multiLevelType w:val="hybridMultilevel"/>
+    <w:tmpl w:val="9ECA2F86"/>
+    <w:lvl w:ilvl="0" w:tplc="0409000F">
+      <w:start w:val="1"/>
+      <w:numFmt w:val="decimal"/>
+      <w:lvlText w:val="%1."/>
+      <w:lvlJc w:val="left"/>
+      <w:pPr>
+        <w:ind w:left="720" w:hanging="360"/>
+      </w:pPr>
+      <w:rPr>
+        <w:rFonts w:hint="default"/>
+      </w:rPr>
+    </w:lvl>
+    <w:lvl w:ilvl="1" w:tplc="04090019" w:tentative="1">
+      <w:start w:val="1"/>
+      <w:numFmt w:val="lowerLetter"/>
+      <w:lvlText w:val="%2."/>
+      <w:lvlJc w:val="left"/>
+      <w:pPr>
+        <w:ind w:left="1440" w:hanging="360"/>
+      </w:pPr>
+    </w:lvl>
+    <w:lvl w:ilvl="2" w:tplc="0409001B" w:tentative="1">
+      <w:start w:val="1"/>
+      <w:numFmt w:val="lowerRoman"/>
+      <w:lvlText w:val="%3."/>
+      <w:lvlJc w:val="right"/>
+      <w:pPr>
+        <w:ind w:left="2160" w:hanging="180"/>
+      </w:pPr>
+    </w:lvl>
+    <w:lvl w:ilvl="3" w:tplc="0409000F" w:tentative="1">
+      <w:start w:val="1"/>
+      <w:numFmt w:val="decimal"/>
+      <w:lvlText w:val="%4."/>
+      <w:lvlJc w:val="left"/>
+      <w:pPr>
+        <w:ind w:left="2880" w:hanging="360"/>
+      </w:pPr>
+    </w:lvl>
+    <w:lvl w:ilvl="4" w:tplc="04090019" w:tentative="1">
+      <w:start w:val="1"/>
+      <w:numFmt w:val="lowerLetter"/>
+      <w:lvlText w:val="%5."/>
+      <w:lvlJc w:val="left"/>
+      <w:pPr>
+        <w:ind w:left="3600" w:hanging="360"/>
+      </w:pPr>
+    </w:lvl>
+    <w:lvl w:ilvl="5" w:tplc="0409001B" w:tentative="1">
+      <w:start w:val="1"/>
+      <w:numFmt w:val="lowerRoman"/>
+      <w:lvlText w:val="%6."/>
+      <w:lvlJc w:val="right"/>
+      <w:pPr>
+        <w:ind w:left="4320" w:hanging="180"/>
+      </w:pPr>
+    </w:lvl>
+    <w:lvl w:ilvl="6" w:tplc="0409000F" w:tentative="1">
+      <w:start w:val="1"/>
+      <w:numFmt w:val="decimal"/>
+      <w:lvlText w:val="%7."/>
+      <w:lvlJc w:val="left"/>
+      <w:pPr>
+        <w:ind w:left="5040" w:hanging="360"/>
+      </w:pPr>
+    </w:lvl>
+    <w:lvl w:ilvl="7" w:tplc="04090019" w:tentative="1">
+      <w:start w:val="1"/>
+      <w:numFmt w:val="lowerLetter"/>
+      <w:lvlText w:val="%8."/>
+      <w:lvlJc w:val="left"/>
+      <w:pPr>
+        <w:ind w:left="5760" w:hanging="360"/>
+      </w:pPr>
+    </w:lvl>
+    <w:lvl w:ilvl="8" w:tplc="0409001B" w:tentative="1">
+      <w:start w:val="1"/>
+      <w:numFmt w:val="lowerRoman"/>
+      <w:lvlText w:val="%9."/>
+      <w:lvlJc w:val="right"/>
+      <w:pPr>
+        <w:ind w:left="6480" w:hanging="180"/>
+      </w:pPr>
+    </w:lvl>
+  </w:abstractNum>
+  <w:abstractNum w:abstractNumId="3" w15:restartNumberingAfterBreak="0">
+    <w:nsid w:val="60F27727"/>
+    <w:multiLevelType w:val="multilevel"/>
+    <w:tmpl w:val="D870FBA2"/>
+    <w:lvl w:ilvl="0">
+      <w:start w:val="1"/>
+      <w:numFmt w:val="bullet"/>
+      <w:lvlText w:val=""/>
+      <w:lvlJc w:val="left"/>
+      <w:pPr>
+        <w:tabs>
+          <w:tab w:val="num" w:pos="720"/>
+        </w:tabs>
+        <w:ind w:left="720" w:hanging="360"/>
+      </w:pPr>
+      <w:rPr>
+        <w:rFonts w:ascii="Symbol" w:hAnsi="Symbol" w:hint="default"/>
+        <w:sz w:val="20"/>
+      </w:rPr>
+    </w:lvl>
+    <w:lvl w:ilvl="1">
+      <w:start w:val="1"/>
+      <w:numFmt w:val="bullet"/>
+      <w:lvlText w:val="o"/>
+      <w:lvlJc w:val="left"/>
+      <w:pPr>
+        <w:tabs>
+          <w:tab w:val="num" w:pos="1440"/>
+        </w:tabs>
+        <w:ind w:left="1440" w:hanging="360"/>
+      </w:pPr>
+      <w:rPr>
+        <w:rFonts w:ascii="Courier New" w:hAnsi="Courier New" w:hint="default"/>
+        <w:sz w:val="20"/>
+      </w:rPr>
+    </w:lvl>
+    <w:lvl w:ilvl="2" w:tentative="1">
+      <w:start w:val="1"/>
+      <w:numFmt w:val="bullet"/>
+      <w:lvlText w:val=""/>
+      <w:lvlJc w:val="left"/>
+      <w:pPr>
+        <w:tabs>
+          <w:tab w:val="num" w:pos="2160"/>
+        </w:tabs>
+        <w:ind w:left="2160" w:hanging="360"/>
+      </w:pPr>
+      <w:rPr>
+        <w:rFonts w:ascii="Wingdings" w:hAnsi="Wingdings" w:hint="default"/>
+        <w:sz w:val="20"/>
+      </w:rPr>
+    </w:lvl>
+    <w:lvl w:ilvl="3" w:tentative="1">
+      <w:start w:val="1"/>
+      <w:numFmt w:val="bullet"/>
+      <w:lvlText w:val=""/>
+      <w:lvlJc w:val="left"/>
+      <w:pPr>
+        <w:tabs>
+          <w:tab w:val="num" w:pos="2880"/>
+        </w:tabs>
+        <w:ind w:left="2880" w:hanging="360"/>
+      </w:pPr>
+      <w:rPr>
+        <w:rFonts w:ascii="Wingdings" w:hAnsi="Wingdings" w:hint="default"/>
+        <w:sz w:val="20"/>
+      </w:rPr>
+    </w:lvl>
+    <w:lvl w:ilvl="4" w:tentative="1">
+      <w:start w:val="1"/>
+      <w:numFmt w:val="bullet"/>
+      <w:lvlText w:val=""/>
+      <w:lvlJc w:val="left"/>
+      <w:pPr>
+        <w:tabs>
+          <w:tab w:val="num" w:pos="3600"/>
+        </w:tabs>
+        <w:ind w:left="3600" w:hanging="360"/>
+      </w:pPr>
+      <w:rPr>
+        <w:rFonts w:ascii="Wingdings" w:hAnsi="Wingdings" w:hint="default"/>
+        <w:sz w:val="20"/>
+      </w:rPr>
+    </w:lvl>
+    <w:lvl w:ilvl="5" w:tentative="1">
+      <w:start w:val="1"/>
+      <w:numFmt w:val="bullet"/>
+      <w:lvlText w:val=""/>
+      <w:lvlJc w:val="left"/>
+      <w:pPr>
+        <w:tabs>
+          <w:tab w:val="num" w:pos="4320"/>
+        </w:tabs>
+        <w:ind w:left="4320" w:hanging="360"/>
+      </w:pPr>
+      <w:rPr>
+        <w:rFonts w:ascii="Wingdings" w:hAnsi="Wingdings" w:hint="default"/>
+        <w:sz w:val="20"/>
+      </w:rPr>
+    </w:lvl>
+    <w:lvl w:ilvl="6" w:tentative="1">
+      <w:start w:val="1"/>
+      <w:numFmt w:val="bullet"/>
+      <w:lvlText w:val=""/>
+      <w:lvlJc w:val="left"/>
+      <w:pPr>
+        <w:tabs>
+          <w:tab w:val="num" w:pos="5040"/>
+        </w:tabs>
+        <w:ind w:left="5040" w:hanging="360"/>
+      </w:pPr>
+      <w:rPr>
+        <w:rFonts w:ascii="Wingdings" w:hAnsi="Wingdings" w:hint="default"/>
+        <w:sz w:val="20"/>
+      </w:rPr>
+    </w:lvl>
+    <w:lvl w:ilvl="7" w:tentative="1">
+      <w:start w:val="1"/>
+      <w:numFmt w:val="bullet"/>
+      <w:lvlText w:val=""/>
+      <w:lvlJc w:val="left"/>
+      <w:pPr>
+        <w:tabs>
+          <w:tab w:val="num" w:pos="5760"/>
+        </w:tabs>
+        <w:ind w:left="5760" w:hanging="360"/>
+      </w:pPr>
+      <w:rPr>
+        <w:rFonts w:ascii="Wingdings" w:hAnsi="Wingdings" w:hint="default"/>
+        <w:sz w:val="20"/>
+      </w:rPr>
+    </w:lvl>
+    <w:lvl w:ilvl="8" w:tentative="1">
+      <w:start w:val="1"/>
+      <w:numFmt w:val="bullet"/>
+      <w:lvlText w:val=""/>
+      <w:lvlJc w:val="left"/>
+      <w:pPr>
+        <w:tabs>
+          <w:tab w:val="num" w:pos="6480"/>
+        </w:tabs>
+        <w:ind w:left="6480" w:hanging="360"/>
+      </w:pPr>
+      <w:rPr>
+        <w:rFonts w:ascii="Wingdings" w:hAnsi="Wingdings" w:hint="default"/>
+        <w:sz w:val="20"/>
+      </w:rPr>
+    </w:lvl>
+  </w:abstractNum>
+  <w:num w:numId="1" w16cid:durableId="928317628">
+    <w:abstractNumId w:val="2"/>
+  </w:num>
+  <w:num w:numId="2" w16cid:durableId="135075306">
     <w:abstractNumId w:val="0"/>
+  </w:num>
+  <w:num w:numId="3" w16cid:durableId="181168272">
+    <w:abstractNumId w:val="3"/>
+  </w:num>
+  <w:num w:numId="4" w16cid:durableId="694572735">
+    <w:abstractNumId w:val="1"/>
   </w:num>
 </w:numbering>
 </file>
 
 <file path=word/styles.xml><?xml version="1.0" encoding="utf-8"?>
-<w:styles xmlns:mc="http://schemas.openxmlformats.org/markup-compatibility/2006" xmlns:r="http://schemas.openxmlformats.org/officeDocument/2006/relationships" xmlns:w="http://schemas.openxmlformats.org/wordprocessingml/2006/main" xmlns:w14="http://schemas.microsoft.com/office/word/2010/wordml" xmlns:w15="http://schemas.microsoft.com/office/word/2012/wordml" xmlns:w16cid="http://schemas.microsoft.com/office/word/2016/wordml/cid" xmlns:w16se="http://schemas.microsoft.com/office/word/2015/wordml/symex" mc:Ignorable="w14 w15 w16se w16cid">
+<w:styles xmlns:mc="http://schemas.openxmlformats.org/markup-compatibility/2006" xmlns:r="http://schemas.openxmlformats.org/officeDocument/2006/relationships" xmlns:w="http://schemas.openxmlformats.org/wordprocessingml/2006/main" xmlns:w14="http://schemas.microsoft.com/office/word/2010/wordml" xmlns:w15="http://schemas.microsoft.com/office/word/2012/wordml" xmlns:w16cex="http://schemas.microsoft.com/office/word/2018/wordml/cex" xmlns:w16cid="http://schemas.microsoft.com/office/word/2016/wordml/cid" xmlns:w16="http://schemas.microsoft.com/office/word/2018/wordml" xmlns:w16du="http://schemas.microsoft.com/office/word/2023/wordml/word16du" xmlns:w16sdtdh="http://schemas.microsoft.com/office/word/2020/wordml/sdtdatahash" xmlns:w16sdtfl="http://schemas.microsoft.com/office/word/2024/wordml/sdtformatlock" xmlns:w16se="http://schemas.microsoft.com/office/word/2015/wordml/symex" mc:Ignorable="w14 w15 w16se w16cid w16 w16cex w16sdtdh w16sdtfl w16du">
   <w:docDefaults>
     <w:rPrDefault>
       <w:rPr>
@@ -769,7 +3831,7 @@
       </w:pPr>
     </w:pPrDefault>
   </w:docDefaults>
-  <w:latentStyles w:defLockedState="0" w:defUIPriority="99" w:defSemiHidden="0" w:defUnhideWhenUsed="0" w:defQFormat="0" w:count="375">
+  <w:latentStyles w:defLockedState="0" w:defUIPriority="99" w:defSemiHidden="0" w:defUnhideWhenUsed="0" w:defQFormat="0" w:count="376">
     <w:lsdException w:name="Normal" w:uiPriority="0" w:qFormat="1"/>
     <w:lsdException w:name="heading 1" w:uiPriority="9" w:qFormat="1"/>
     <w:lsdException w:name="heading 2" w:semiHidden="1" w:uiPriority="9" w:unhideWhenUsed="1" w:qFormat="1"/>
@@ -1145,6 +4207,7 @@
     <w:lsdException w:name="Smart Hyperlink" w:semiHidden="1" w:unhideWhenUsed="1"/>
     <w:lsdException w:name="Hashtag" w:semiHidden="1" w:unhideWhenUsed="1"/>
     <w:lsdException w:name="Unresolved Mention" w:semiHidden="1" w:unhideWhenUsed="1"/>
+    <w:lsdException w:name="Smart Link" w:semiHidden="1" w:unhideWhenUsed="1"/>
   </w:latentStyles>
   <w:style w:type="paragraph" w:default="1" w:styleId="Normal">
     <w:name w:val="Normal"/>
